--- a/docs/VESMA_monetizacia_model.docx
+++ b/docs/VESMA_monetizacia_model.docx
@@ -10,7 +10,7 @@
         <w:rPr>
           <w:b/>
           <w:color w:val="1F6FA8"/>
-          <w:sz w:val="40"/>
+          <w:sz w:val="38"/>
         </w:rPr>
         <w:t>VESMA — model monetizácie</w:t>
       </w:r>
@@ -19,21 +19,18 @@
       <w:r>
         <w:rPr>
           <w:b w:val="0"/>
-          <w:i w:val="0"/>
         </w:rPr>
         <w:t xml:space="preserve">Stav: </w:t>
       </w:r>
       <w:r>
         <w:rPr>
           <w:b/>
-          <w:i w:val="0"/>
         </w:rPr>
         <w:t>po rozhovore so zadávateľkou (4. 9. 2026)</w:t>
       </w:r>
       <w:r>
         <w:rPr>
           <w:b w:val="0"/>
-          <w:i w:val="0"/>
         </w:rPr>
         <w:t>. Oproti prvej verzii tohto dokumentu sa model zmenil zásadne — základná verzia už nie je bezplatná.</w:t>
       </w:r>
@@ -42,7 +39,6 @@
       <w:r>
         <w:rPr>
           <w:b w:val="0"/>
-          <w:i w:val="0"/>
         </w:rPr>
         <w:t>Podklady, z ktorých dokument vznikol:</w:t>
       </w:r>
@@ -56,21 +52,18 @@
       <w:r>
         <w:rPr>
           <w:b w:val="0"/>
-          <w:i w:val="0"/>
         </w:rPr>
         <w:t xml:space="preserve">poznámky z porady (OneNote: </w:t>
       </w:r>
       <w:r>
         <w:rPr>
+          <w:i/>
+        </w:rPr>
+        <w:t>Zápisy z porád → VESMA - monetizácia</w:t>
+      </w:r>
+      <w:r>
+        <w:rPr>
           <w:b w:val="0"/>
-          <w:i/>
-        </w:rPr>
-        <w:t>Zápisy z porád → VESMA - monetizácia</w:t>
-      </w:r>
-      <w:r>
-        <w:rPr>
-          <w:b w:val="0"/>
-          <w:i w:val="0"/>
         </w:rPr>
         <w:t>, 31. 8. 2026),</w:t>
       </w:r>
@@ -84,7 +77,6 @@
       <w:r>
         <w:rPr>
           <w:b w:val="0"/>
-          <w:i w:val="0"/>
         </w:rPr>
         <w:t>zápisnica z porady AT Park z audiozáznamu (</w:t>
       </w:r>
@@ -99,7 +91,6 @@
       <w:r>
         <w:rPr>
           <w:b w:val="0"/>
-          <w:i w:val="0"/>
         </w:rPr>
         <w:t>, GreenHUB),</w:t>
       </w:r>
@@ -113,7 +104,6 @@
       <w:r>
         <w:rPr>
           <w:b w:val="0"/>
-          <w:i w:val="0"/>
         </w:rPr>
         <w:t>rozhovor so zadávateľkou 4. 9. 2026 a následná diskusia.</w:t>
       </w:r>
@@ -122,7 +112,6 @@
       <w:r>
         <w:rPr>
           <w:b w:val="0"/>
-          <w:i w:val="0"/>
         </w:rPr>
         <w:t>Ako čítať značky:</w:t>
       </w:r>
@@ -136,14 +125,12 @@
       <w:r>
         <w:rPr>
           <w:b/>
-          <w:i w:val="0"/>
         </w:rPr>
         <w:t>[dohodnuté]</w:t>
       </w:r>
       <w:r>
         <w:rPr>
           <w:b w:val="0"/>
-          <w:i w:val="0"/>
         </w:rPr>
         <w:t xml:space="preserve"> — rozhodnuté človekom, nemeniť bez novej dohody,</w:t>
       </w:r>
@@ -157,14 +144,12 @@
       <w:r>
         <w:rPr>
           <w:b/>
-          <w:i w:val="0"/>
         </w:rPr>
         <w:t>[návrh]</w:t>
       </w:r>
       <w:r>
         <w:rPr>
           <w:b w:val="0"/>
-          <w:i w:val="0"/>
         </w:rPr>
         <w:t xml:space="preserve"> — moje odporúčanie, čaká na rozhodnutie,</w:t>
       </w:r>
@@ -178,14 +163,12 @@
       <w:r>
         <w:rPr>
           <w:b/>
-          <w:i w:val="0"/>
         </w:rPr>
         <w:t>[zmerať]</w:t>
       </w:r>
       <w:r>
         <w:rPr>
           <w:b w:val="0"/>
-          <w:i w:val="0"/>
         </w:rPr>
         <w:t xml:space="preserve"> — hodnota, ktorú nikto nevie a nesmie sa odhadovať.</w:t>
       </w:r>
@@ -201,7 +184,6 @@
       <w:r>
         <w:rPr>
           <w:b/>
-          <w:i w:val="0"/>
           <w:sz w:val="19"/>
         </w:rPr>
         <w:t>Pozor na starý dokument.</w:t>
@@ -209,7 +191,6 @@
       <w:r>
         <w:rPr>
           <w:b w:val="0"/>
-          <w:i w:val="0"/>
           <w:sz w:val="19"/>
         </w:rPr>
         <w:t xml:space="preserve"> </w:t>
@@ -225,7 +206,6 @@
       <w:r>
         <w:rPr>
           <w:b w:val="0"/>
-          <w:i w:val="0"/>
           <w:sz w:val="19"/>
         </w:rPr>
         <w:t xml:space="preserve"> je podklad pripravený </w:t>
@@ -233,7 +213,6 @@
       <w:r>
         <w:rPr>
           <w:b/>
-          <w:i w:val="0"/>
           <w:sz w:val="19"/>
         </w:rPr>
         <w:t>pred</w:t>
@@ -241,7 +220,6 @@
       <w:r>
         <w:rPr>
           <w:b w:val="0"/>
-          <w:i w:val="0"/>
           <w:sz w:val="19"/>
         </w:rPr>
         <w:t xml:space="preserve"> rozhovorom. Sľubuje, že základná verzia zostane bezplatná natrvalo — čo už neplatí. Neposielať ďalej; je tam len ako záznam východiskovej pozície.</w:t>
@@ -264,7 +242,7 @@
         <w:rPr>
           <w:b/>
           <w:color w:val="144A70"/>
-          <w:sz w:val="30"/>
+          <w:sz w:val="29"/>
         </w:rPr>
         <w:t>Zhrnutie na jednu minútu</w:t>
       </w:r>
@@ -273,7 +251,6 @@
       <w:r>
         <w:rPr>
           <w:b/>
-          <w:i w:val="0"/>
         </w:rPr>
         <w:t>Rozhodnuté:</w:t>
       </w:r>
@@ -287,35 +264,30 @@
       <w:r>
         <w:rPr>
           <w:b w:val="0"/>
-          <w:i w:val="0"/>
         </w:rPr>
         <w:t xml:space="preserve">Základná verzia je pre obce Žilinského kraja </w:t>
       </w:r>
       <w:r>
         <w:rPr>
           <w:b/>
-          <w:i w:val="0"/>
         </w:rPr>
         <w:t>platená</w:t>
       </w:r>
       <w:r>
         <w:rPr>
           <w:b w:val="0"/>
-          <w:i w:val="0"/>
         </w:rPr>
         <w:t xml:space="preserve">, cena podľa </w:t>
       </w:r>
       <w:r>
         <w:rPr>
           <w:b/>
-          <w:i w:val="0"/>
         </w:rPr>
         <w:t>počtu obyvateľov</w:t>
       </w:r>
       <w:r>
         <w:rPr>
           <w:b w:val="0"/>
-          <w:i w:val="0"/>
         </w:rPr>
         <w:t>. Dôvod, ktorý dala zadávateľka: nástroj s cenovkou je vnímaný ako hodnotnejší než nástroj zadarmo.</w:t>
       </w:r>
@@ -329,14 +301,12 @@
       <w:r>
         <w:rPr>
           <w:b/>
-          <w:i w:val="0"/>
         </w:rPr>
         <w:t>Župa neplatí</w:t>
       </w:r>
       <w:r>
         <w:rPr>
           <w:b w:val="0"/>
-          <w:i w:val="0"/>
         </w:rPr>
         <w:t xml:space="preserve"> — ani za vlastné budovy, ani za obce v kraji.</w:t>
       </w:r>
@@ -350,14 +320,12 @@
       <w:r>
         <w:rPr>
           <w:b/>
-          <w:i w:val="0"/>
         </w:rPr>
         <w:t>Bude prechodné obdobie bez poplatku</w:t>
       </w:r>
       <w:r>
         <w:rPr>
           <w:b w:val="0"/>
-          <w:i w:val="0"/>
         </w:rPr>
         <w:t xml:space="preserve"> (návrh termínu: do 31. 12. 2026).</w:t>
       </w:r>
@@ -371,35 +339,30 @@
       <w:r>
         <w:rPr>
           <w:b w:val="0"/>
-          <w:i w:val="0"/>
         </w:rPr>
         <w:t xml:space="preserve">Funkcie s variabilným nákladom (vyťaženie skenov, fotografie) tvoria </w:t>
       </w:r>
       <w:r>
         <w:rPr>
           <w:b/>
-          <w:i w:val="0"/>
         </w:rPr>
         <w:t>balík PLUS: +50 %</w:t>
       </w:r>
       <w:r>
         <w:rPr>
           <w:b w:val="0"/>
-          <w:i w:val="0"/>
         </w:rPr>
         <w:t xml:space="preserve"> k ročnému poplatku, s limitom </w:t>
       </w:r>
       <w:r>
         <w:rPr>
           <w:b/>
-          <w:i w:val="0"/>
         </w:rPr>
         <w:t>tri dokumenty na zmapovaný objekt</w:t>
       </w:r>
       <w:r>
         <w:rPr>
           <w:b w:val="0"/>
-          <w:i w:val="0"/>
         </w:rPr>
         <w:t>. Kvóta platí aj počas prechodného obdobia.</w:t>
       </w:r>
@@ -413,21 +376,18 @@
       <w:r>
         <w:rPr>
           <w:b w:val="0"/>
-          <w:i w:val="0"/>
         </w:rPr>
         <w:t xml:space="preserve">Obci, ktorá nezaplatí, sa účet prepne do režimu </w:t>
       </w:r>
       <w:r>
         <w:rPr>
           <w:b/>
-          <w:i w:val="0"/>
         </w:rPr>
         <w:t>len na čítanie na 12 mesiacov</w:t>
       </w:r>
       <w:r>
         <w:rPr>
           <w:b w:val="0"/>
-          <w:i w:val="0"/>
         </w:rPr>
         <w:t xml:space="preserve"> — dáta si vie kedykoľvek vyexportovať, mazanie až po dvoch upozorneniach.</w:t>
       </w:r>
@@ -436,14 +396,12 @@
       <w:r>
         <w:rPr>
           <w:b/>
-          <w:i w:val="0"/>
         </w:rPr>
         <w:t>Otvorené a horí do 8. 9.:</w:t>
       </w:r>
       <w:r>
         <w:rPr>
           <w:b w:val="0"/>
-          <w:i w:val="0"/>
         </w:rPr>
         <w:t xml:space="preserve"> potvrdiť termín a cenník · zmerať, čo nás stojí spracovanie jedného skenu · skryť atrapy AI a exportov v aplikácii · získať od župy písomné potvrdenie.</w:t>
       </w:r>
@@ -452,28 +410,24 @@
       <w:r>
         <w:rPr>
           <w:b/>
-          <w:i w:val="0"/>
         </w:rPr>
         <w:t>Čo si treba uvedomiť:</w:t>
       </w:r>
       <w:r>
         <w:rPr>
           <w:b w:val="0"/>
-          <w:i w:val="0"/>
         </w:rPr>
         <w:t xml:space="preserve"> 31. 12. nie je len marketingový termín, ale </w:t>
       </w:r>
       <w:r>
         <w:rPr>
           <w:b/>
-          <w:i w:val="0"/>
         </w:rPr>
         <w:t>vývojový deadline</w:t>
       </w:r>
       <w:r>
         <w:rPr>
           <w:b w:val="0"/>
-          <w:i w:val="0"/>
         </w:rPr>
         <w:t>. Platba od 1. 1. 2027 vyžaduje účet, databázu, úložisko a evidenciu predplatného — dnes je všetko v prehliadači používateľa a server o dátach nevie nič. Čo to znamená a čo na to treba, je v časti D.</w:t>
       </w:r>
@@ -495,7 +449,7 @@
         <w:rPr>
           <w:b/>
           <w:color w:val="144A70"/>
-          <w:sz w:val="30"/>
+          <w:sz w:val="29"/>
         </w:rPr>
         <w:t>A. Dohodnutý model</w:t>
       </w:r>
@@ -518,21 +472,18 @@
       <w:r>
         <w:rPr>
           <w:b w:val="0"/>
-          <w:i w:val="0"/>
         </w:rPr>
         <w:t xml:space="preserve">Pôvodné zadanie Žilinského samosprávneho kraja predpokladalo bezodplatné poskytnutie nástroja samosprávam kraja. </w:t>
       </w:r>
       <w:r>
         <w:rPr>
           <w:b/>
-          <w:i w:val="0"/>
         </w:rPr>
         <w:t>Zadávateľka súhlasila so spoplatnením aj pre obce v Žilinskom kraji [dohodnuté]</w:t>
       </w:r>
       <w:r>
         <w:rPr>
           <w:b w:val="0"/>
-          <w:i w:val="0"/>
         </w:rPr>
         <w:t xml:space="preserve"> s odôvodnením, že nástroj s cenovkou bude vnímaný ako hodnotnejší než nástroj zadarmo.</w:t>
       </w:r>
@@ -541,35 +492,30 @@
       <w:r>
         <w:rPr>
           <w:b w:val="0"/>
-          <w:i w:val="0"/>
         </w:rPr>
         <w:t xml:space="preserve">Model sa tým mení z </w:t>
       </w:r>
       <w:r>
         <w:rPr>
           <w:b/>
-          <w:i w:val="0"/>
         </w:rPr>
         <w:t>freemium</w:t>
       </w:r>
       <w:r>
         <w:rPr>
           <w:b w:val="0"/>
-          <w:i w:val="0"/>
         </w:rPr>
         <w:t xml:space="preserve"> (jadro zadarmo navždy, platia sa nadstavby) na </w:t>
       </w:r>
       <w:r>
         <w:rPr>
           <w:b/>
-          <w:i w:val="0"/>
         </w:rPr>
         <w:t>platený produkt s bezplatnou skúškou</w:t>
       </w:r>
       <w:r>
         <w:rPr>
           <w:b w:val="0"/>
-          <w:i w:val="0"/>
         </w:rPr>
         <w:t>. Nie je to kozmetická zmena — mení obsah prezentácií pre samosprávy aj to, čo musí byť hotové v kóde do konca roka (časť D).</w:t>
       </w:r>
@@ -595,14 +541,30 @@
         <w:tblLook w:firstColumn="1" w:firstRow="1" w:lastColumn="0" w:lastRow="0" w:noHBand="0" w:noVBand="1" w:val="04A0"/>
       </w:tblPr>
       <w:tblGrid>
-        <w:gridCol w:w="4873"/>
-        <w:gridCol w:w="4873"/>
+        <w:gridCol w:w="4986"/>
+        <w:gridCol w:w="4986"/>
       </w:tblGrid>
       <w:tr>
         <w:tc>
           <w:tcPr>
-            <w:tcW w:type="dxa" w:w="4873"/>
-            <w:shd w:val="clear" w:fill="E8F1F8"/>
+            <w:tcW w:type="dxa" w:w="4986"/>
+          </w:tcPr>
+          <w:p>
+            <w:pPr>
+              <w:spacing w:after="40"/>
+            </w:pPr>
+            <w:r>
+              <w:rPr>
+                <w:b w:val="0"/>
+                <w:sz w:val="18"/>
+              </w:rPr>
+              <w:t>Obce a mestá v ŽSK</w:t>
+            </w:r>
+          </w:p>
+        </w:tc>
+        <w:tc>
+          <w:tcPr>
+            <w:tcW w:type="dxa" w:w="4986"/>
           </w:tcPr>
           <w:p>
             <w:pPr>
@@ -611,34 +573,13 @@
             <w:r>
               <w:rPr>
                 <w:b/>
-                <w:i w:val="0"/>
-                <w:sz w:val="18"/>
-              </w:rPr>
-              <w:t>Obce a mestá v ŽSK</w:t>
-            </w:r>
-          </w:p>
-        </w:tc>
-        <w:tc>
-          <w:tcPr>
-            <w:tcW w:type="dxa" w:w="4873"/>
-            <w:shd w:val="clear" w:fill="E8F1F8"/>
-          </w:tcPr>
-          <w:p>
-            <w:pPr>
-              <w:spacing w:after="40"/>
-            </w:pPr>
-            <w:r>
-              <w:rPr>
-                <w:b/>
-                <w:i w:val="0"/>
                 <w:sz w:val="18"/>
               </w:rPr>
               <w:t>platia</w:t>
             </w:r>
             <w:r>
               <w:rPr>
-                <w:b/>
-                <w:i w:val="0"/>
+                <w:b w:val="0"/>
                 <w:sz w:val="18"/>
               </w:rPr>
               <w:t xml:space="preserve"> ročný poplatok podľa veľkosti </w:t>
@@ -657,7 +598,7 @@
       <w:tr>
         <w:tc>
           <w:tcPr>
-            <w:tcW w:type="dxa" w:w="4873"/>
+            <w:tcW w:type="dxa" w:w="4986"/>
           </w:tcPr>
           <w:p>
             <w:pPr>
@@ -666,7 +607,6 @@
             <w:r>
               <w:rPr>
                 <w:b w:val="0"/>
-                <w:i w:val="0"/>
                 <w:sz w:val="18"/>
               </w:rPr>
               <w:t>Žilinský samosprávny kraj — za vlastné budovy</w:t>
@@ -675,7 +615,7 @@
         </w:tc>
         <w:tc>
           <w:tcPr>
-            <w:tcW w:type="dxa" w:w="4873"/>
+            <w:tcW w:type="dxa" w:w="4986"/>
           </w:tcPr>
           <w:p>
             <w:pPr>
@@ -684,7 +624,6 @@
             <w:r>
               <w:rPr>
                 <w:b/>
-                <w:i w:val="0"/>
                 <w:sz w:val="18"/>
               </w:rPr>
               <w:t>neplatí</w:t>
@@ -692,7 +631,6 @@
             <w:r>
               <w:rPr>
                 <w:b w:val="0"/>
-                <w:i w:val="0"/>
                 <w:sz w:val="18"/>
               </w:rPr>
               <w:t xml:space="preserve"> </w:t>
@@ -711,7 +649,7 @@
       <w:tr>
         <w:tc>
           <w:tcPr>
-            <w:tcW w:type="dxa" w:w="4873"/>
+            <w:tcW w:type="dxa" w:w="4986"/>
           </w:tcPr>
           <w:p>
             <w:pPr>
@@ -720,7 +658,6 @@
             <w:r>
               <w:rPr>
                 <w:b w:val="0"/>
-                <w:i w:val="0"/>
                 <w:sz w:val="18"/>
               </w:rPr>
               <w:t>Žilinský samosprávny kraj — za obce v kraji</w:t>
@@ -729,7 +666,7 @@
         </w:tc>
         <w:tc>
           <w:tcPr>
-            <w:tcW w:type="dxa" w:w="4873"/>
+            <w:tcW w:type="dxa" w:w="4986"/>
           </w:tcPr>
           <w:p>
             <w:pPr>
@@ -738,7 +675,6 @@
             <w:r>
               <w:rPr>
                 <w:b/>
-                <w:i w:val="0"/>
                 <w:sz w:val="18"/>
               </w:rPr>
               <w:t>neplatí</w:t>
@@ -746,7 +682,6 @@
             <w:r>
               <w:rPr>
                 <w:b w:val="0"/>
-                <w:i w:val="0"/>
                 <w:sz w:val="18"/>
               </w:rPr>
               <w:t xml:space="preserve"> </w:t>
@@ -772,7 +707,6 @@
       <w:r>
         <w:rPr>
           <w:b w:val="0"/>
-          <w:i w:val="0"/>
         </w:rPr>
         <w:t>Dôvod, prečo kraj neplatí: je zriaďovateľ INOVIE aj zadávateľ projektu a na začiatku sa dohodlo, že ho nástroj nebude stáť nič. Rozhodnutie je vedomé aj za cenu výpadku príjmu. Formulácia „zatiaľ" ponecháva dvere otvorené — cestou, ako ich otvoriť, je bod B.5.</w:t>
       </w:r>
@@ -781,13 +715,11 @@
       <w:r>
         <w:rPr>
           <w:b w:val="0"/>
-          <w:i w:val="0"/>
         </w:rPr>
         <w:t xml:space="preserve">Praktický dôsledok pre komunikáciu: správa smerom k obciam je jednoduchšia než predtým — </w:t>
       </w:r>
       <w:r>
         <w:rPr>
-          <w:b w:val="0"/>
           <w:i/>
         </w:rPr>
         <w:t>„Vývoj nástroja zaplatil kraj. My účtujeme len prevádzku."</w:t>
@@ -811,14 +743,12 @@
       <w:r>
         <w:rPr>
           <w:b/>
-          <w:i w:val="0"/>
         </w:rPr>
         <w:t>Prechodné obdobie bude [dohodnuté]</w:t>
       </w:r>
       <w:r>
         <w:rPr>
           <w:b w:val="0"/>
-          <w:i w:val="0"/>
         </w:rPr>
         <w:t>; jeho dĺžka je ešte na potvrdenie.</w:t>
       </w:r>
@@ -827,14 +757,12 @@
       <w:r>
         <w:rPr>
           <w:b/>
-          <w:i w:val="0"/>
         </w:rPr>
         <w:t>Návrh: do 31. 12. 2026</w:t>
       </w:r>
       <w:r>
         <w:rPr>
           <w:b w:val="0"/>
-          <w:i w:val="0"/>
         </w:rPr>
         <w:t xml:space="preserve"> (alternatíva bola 15. 11.). Rozhoduje o tom jeden argument, ktorý prebíja ostatné:</w:t>
       </w:r>
@@ -850,7 +778,6 @@
       <w:r>
         <w:rPr>
           <w:b/>
-          <w:i w:val="0"/>
           <w:sz w:val="19"/>
         </w:rPr>
         <w:t>Rozpočtový cyklus obcí.</w:t>
@@ -858,7 +785,6 @@
       <w:r>
         <w:rPr>
           <w:b w:val="0"/>
-          <w:i w:val="0"/>
           <w:sz w:val="19"/>
         </w:rPr>
         <w:t xml:space="preserve"> Obec schvaľuje rozpočet na ďalší rok v novembri až decembri. Pri poplatku od 15. 11. nemá obec v rozpočte 2026 položku, z ktorej by ho zaplatila — a nemôže ho zaplatiť, ani keby chcela. Termín 31. 12. trafí okno, keď starostovia položku na rok 2027 tvoria.</w:t>
@@ -868,7 +794,6 @@
       <w:r>
         <w:rPr>
           <w:b w:val="0"/>
-          <w:i w:val="0"/>
         </w:rPr>
         <w:t>Tri ďalšie dôvody:</w:t>
       </w:r>
@@ -882,7 +807,6 @@
       <w:r>
         <w:rPr>
           <w:b w:val="0"/>
-          <w:i w:val="0"/>
         </w:rPr>
         <w:t>Prezentácie pokračujú po regióne. Obec, ktorá príde na prezentáciu v októbri, by pri termíne 15. 11. mala tri týždne.</w:t>
       </w:r>
@@ -896,7 +820,6 @@
       <w:r>
         <w:rPr>
           <w:b w:val="0"/>
-          <w:i w:val="0"/>
         </w:rPr>
         <w:t>Fakturácia je čistá: prvé faktúry k 1. 1. 2027, celý rok, žiadne pomerné časti.</w:t>
       </w:r>
@@ -910,21 +833,18 @@
       <w:r>
         <w:rPr>
           <w:b w:val="0"/>
-          <w:i w:val="0"/>
         </w:rPr>
         <w:t xml:space="preserve">Je to zároveň </w:t>
       </w:r>
       <w:r>
         <w:rPr>
           <w:b/>
-          <w:i w:val="0"/>
         </w:rPr>
         <w:t>náš vývojový deadline</w:t>
       </w:r>
       <w:r>
         <w:rPr>
           <w:b w:val="0"/>
-          <w:i w:val="0"/>
         </w:rPr>
         <w:t xml:space="preserve"> (časť D). Pri 15. 11. by sme spustili platenú verziu, ktorá nemá kam ukladať dáta.</w:t>
       </w:r>
@@ -933,14 +853,12 @@
       <w:r>
         <w:rPr>
           <w:b/>
-          <w:i w:val="0"/>
         </w:rPr>
         <w:t>Znenie pre prezentáciu [návrh]</w:t>
       </w:r>
       <w:r>
         <w:rPr>
           <w:b w:val="0"/>
-          <w:i w:val="0"/>
         </w:rPr>
         <w:t xml:space="preserve"> — termín má byť odmena, nie hrozba:</w:t>
       </w:r>
@@ -956,7 +874,6 @@
       <w:r>
         <w:rPr>
           <w:b w:val="0"/>
-          <w:i w:val="0"/>
           <w:sz w:val="19"/>
         </w:rPr>
         <w:t xml:space="preserve">Do 31. 12. 2026 je nástroj bezplatný v plnom rozsahu. </w:t>
@@ -964,7 +881,6 @@
       <w:r>
         <w:rPr>
           <w:b/>
-          <w:i w:val="0"/>
           <w:sz w:val="19"/>
         </w:rPr>
         <w:t>Čo si do vtedy zmapujete, to vám zostáva</w:t>
@@ -972,7 +888,6 @@
       <w:r>
         <w:rPr>
           <w:b w:val="0"/>
-          <w:i w:val="0"/>
           <w:sz w:val="19"/>
         </w:rPr>
         <w:t xml:space="preserve"> — dáta aj exporty, bez podmienok. Kto sa do 31. 12. zaregistruje, má rok 2027 za zavádzaciu cenu.</w:t>
@@ -982,7 +897,6 @@
       <w:r>
         <w:rPr>
           <w:b w:val="0"/>
-          <w:i w:val="0"/>
         </w:rPr>
         <w:t>Prvá veta odstraňuje strach zo straty práce a technicky nás nestojí nič (export už funguje). Druhá dáva dôvod nečakať.</w:t>
       </w:r>
@@ -991,7 +905,6 @@
       <w:r>
         <w:rPr>
           <w:b w:val="0"/>
-          <w:i w:val="0"/>
         </w:rPr>
         <w:t>Zamietnutá alternatíva: „prvý rok zadarmo od registrácie" — 315 rôznych dátumov ukončenia, žiadna urgencia, nikto si nespomenie, kedy mu to končí.</w:t>
       </w:r>
@@ -1014,14 +927,12 @@
       <w:r>
         <w:rPr>
           <w:b/>
-          <w:i w:val="0"/>
         </w:rPr>
         <w:t>Diferenciácia podľa počtu obyvateľov [dohodnuté]</w:t>
       </w:r>
       <w:r>
         <w:rPr>
           <w:b w:val="0"/>
-          <w:i w:val="0"/>
         </w:rPr>
         <w:t xml:space="preserve"> (nie podľa počtu objektov — ten používateľ pri registrácii ešte nepozná, kým kategória obce je známa okamžite a je zakotvená v legislatíve).</w:t>
       </w:r>
@@ -1030,7 +941,6 @@
       <w:r>
         <w:rPr>
           <w:b w:val="0"/>
-          <w:i w:val="0"/>
         </w:rPr>
         <w:t>Tri pravidlá, na ktorých záleží viac než na konkrétnych sumách:</w:t>
       </w:r>
@@ -1039,49 +949,42 @@
       <w:r>
         <w:rPr>
           <w:b w:val="0"/>
-          <w:i w:val="0"/>
         </w:rPr>
         <w:t xml:space="preserve">1. Cena musí byť </w:t>
       </w:r>
       <w:r>
         <w:rPr>
           <w:b/>
-          <w:i w:val="0"/>
         </w:rPr>
         <w:t>pod hranicou, kde o nej rozhoduje starosta sám</w:t>
       </w:r>
       <w:r>
         <w:rPr>
           <w:b w:val="0"/>
-          <w:i w:val="0"/>
         </w:rPr>
         <w:t xml:space="preserve"> — bez zastupiteľstva a bez verejného obstarávania. 2. </w:t>
       </w:r>
       <w:r>
         <w:rPr>
           <w:b/>
-          <w:i w:val="0"/>
         </w:rPr>
         <w:t>Fakturuje sa raz ročne, jednou faktúrou obci.</w:t>
       </w:r>
       <w:r>
         <w:rPr>
           <w:b w:val="0"/>
-          <w:i w:val="0"/>
         </w:rPr>
         <w:t xml:space="preserve"> Nie mesačne, nie kartou — mesačných 5 € je administratívne drahších než sama suma. 3. Cena rastie </w:t>
       </w:r>
       <w:r>
         <w:rPr>
           <w:b/>
-          <w:i w:val="0"/>
         </w:rPr>
         <w:t>oveľa pomalšie než počet obyvateľov</w:t>
       </w:r>
       <w:r>
         <w:rPr>
           <w:b w:val="0"/>
-          <w:i w:val="0"/>
         </w:rPr>
         <w:t>. Žilina nemá 80× viac budov než obec s tisíc obyvateľmi.</w:t>
       </w:r>
@@ -1090,14 +993,12 @@
       <w:r>
         <w:rPr>
           <w:b/>
-          <w:i w:val="0"/>
         </w:rPr>
         <w:t>Návrh cenníka</w:t>
       </w:r>
       <w:r>
         <w:rPr>
           <w:b w:val="0"/>
-          <w:i w:val="0"/>
         </w:rPr>
         <w:t xml:space="preserve"> — východisková hypotéza na otestovanie v dotazníku:</w:t>
       </w:r>
@@ -1109,15 +1010,15 @@
         <w:tblLook w:firstColumn="1" w:firstRow="1" w:lastColumn="0" w:lastRow="0" w:noHBand="0" w:noVBand="1" w:val="04A0"/>
       </w:tblPr>
       <w:tblGrid>
-        <w:gridCol w:w="2436"/>
-        <w:gridCol w:w="2436"/>
-        <w:gridCol w:w="2436"/>
-        <w:gridCol w:w="2436"/>
+        <w:gridCol w:w="2493"/>
+        <w:gridCol w:w="2493"/>
+        <w:gridCol w:w="2493"/>
+        <w:gridCol w:w="2493"/>
       </w:tblGrid>
       <w:tr>
         <w:tc>
           <w:tcPr>
-            <w:tcW w:type="dxa" w:w="2436"/>
+            <w:tcW w:type="dxa" w:w="2493"/>
             <w:shd w:val="clear" w:fill="E8F1F8"/>
           </w:tcPr>
           <w:p>
@@ -1127,7 +1028,6 @@
             <w:r>
               <w:rPr>
                 <w:b/>
-                <w:i w:val="0"/>
                 <w:sz w:val="18"/>
               </w:rPr>
               <w:t>Kategória</w:t>
@@ -1136,7 +1036,7 @@
         </w:tc>
         <w:tc>
           <w:tcPr>
-            <w:tcW w:type="dxa" w:w="2436"/>
+            <w:tcW w:type="dxa" w:w="2493"/>
             <w:shd w:val="clear" w:fill="E8F1F8"/>
           </w:tcPr>
           <w:p>
@@ -1146,7 +1046,6 @@
             <w:r>
               <w:rPr>
                 <w:b/>
-                <w:i w:val="0"/>
                 <w:sz w:val="18"/>
               </w:rPr>
               <w:t>Obyvatelia</w:t>
@@ -1155,7 +1054,7 @@
         </w:tc>
         <w:tc>
           <w:tcPr>
-            <w:tcW w:type="dxa" w:w="2436"/>
+            <w:tcW w:type="dxa" w:w="2493"/>
             <w:shd w:val="clear" w:fill="E8F1F8"/>
           </w:tcPr>
           <w:p>
@@ -1165,7 +1064,6 @@
             <w:r>
               <w:rPr>
                 <w:b/>
-                <w:i w:val="0"/>
                 <w:sz w:val="18"/>
               </w:rPr>
               <w:t>Základ / rok</w:t>
@@ -1174,7 +1072,7 @@
         </w:tc>
         <w:tc>
           <w:tcPr>
-            <w:tcW w:type="dxa" w:w="2436"/>
+            <w:tcW w:type="dxa" w:w="2493"/>
             <w:shd w:val="clear" w:fill="E8F1F8"/>
           </w:tcPr>
           <w:p>
@@ -1184,7 +1082,6 @@
             <w:r>
               <w:rPr>
                 <w:b/>
-                <w:i w:val="0"/>
                 <w:sz w:val="18"/>
               </w:rPr>
               <w:t>S balíkom PLUS</w:t>
@@ -1195,7 +1092,7 @@
       <w:tr>
         <w:tc>
           <w:tcPr>
-            <w:tcW w:type="dxa" w:w="2436"/>
+            <w:tcW w:type="dxa" w:w="2493"/>
           </w:tcPr>
           <w:p>
             <w:pPr>
@@ -1204,7 +1101,6 @@
             <w:r>
               <w:rPr>
                 <w:b w:val="0"/>
-                <w:i w:val="0"/>
                 <w:sz w:val="18"/>
               </w:rPr>
               <w:t>A</w:t>
@@ -1213,7 +1109,7 @@
         </w:tc>
         <w:tc>
           <w:tcPr>
-            <w:tcW w:type="dxa" w:w="2436"/>
+            <w:tcW w:type="dxa" w:w="2493"/>
           </w:tcPr>
           <w:p>
             <w:pPr>
@@ -1222,7 +1118,6 @@
             <w:r>
               <w:rPr>
                 <w:b w:val="0"/>
-                <w:i w:val="0"/>
                 <w:sz w:val="18"/>
               </w:rPr>
               <w:t>do 1 000</w:t>
@@ -1231,7 +1126,7 @@
         </w:tc>
         <w:tc>
           <w:tcPr>
-            <w:tcW w:type="dxa" w:w="2436"/>
+            <w:tcW w:type="dxa" w:w="2493"/>
           </w:tcPr>
           <w:p>
             <w:pPr>
@@ -1240,7 +1135,6 @@
             <w:r>
               <w:rPr>
                 <w:b/>
-                <w:i w:val="0"/>
                 <w:sz w:val="18"/>
               </w:rPr>
               <w:t>50 €</w:t>
@@ -1249,7 +1143,7 @@
         </w:tc>
         <w:tc>
           <w:tcPr>
-            <w:tcW w:type="dxa" w:w="2436"/>
+            <w:tcW w:type="dxa" w:w="2493"/>
           </w:tcPr>
           <w:p>
             <w:pPr>
@@ -1258,7 +1152,6 @@
             <w:r>
               <w:rPr>
                 <w:b/>
-                <w:i w:val="0"/>
                 <w:sz w:val="18"/>
               </w:rPr>
               <w:t>75 €</w:t>
@@ -1269,7 +1162,7 @@
       <w:tr>
         <w:tc>
           <w:tcPr>
-            <w:tcW w:type="dxa" w:w="2436"/>
+            <w:tcW w:type="dxa" w:w="2493"/>
           </w:tcPr>
           <w:p>
             <w:pPr>
@@ -1278,7 +1171,6 @@
             <w:r>
               <w:rPr>
                 <w:b w:val="0"/>
-                <w:i w:val="0"/>
                 <w:sz w:val="18"/>
               </w:rPr>
               <w:t>B</w:t>
@@ -1287,7 +1179,7 @@
         </w:tc>
         <w:tc>
           <w:tcPr>
-            <w:tcW w:type="dxa" w:w="2436"/>
+            <w:tcW w:type="dxa" w:w="2493"/>
           </w:tcPr>
           <w:p>
             <w:pPr>
@@ -1296,7 +1188,6 @@
             <w:r>
               <w:rPr>
                 <w:b w:val="0"/>
-                <w:i w:val="0"/>
                 <w:sz w:val="18"/>
               </w:rPr>
               <w:t>1 001 – 5 000</w:t>
@@ -1305,7 +1196,7 @@
         </w:tc>
         <w:tc>
           <w:tcPr>
-            <w:tcW w:type="dxa" w:w="2436"/>
+            <w:tcW w:type="dxa" w:w="2493"/>
           </w:tcPr>
           <w:p>
             <w:pPr>
@@ -1314,7 +1205,6 @@
             <w:r>
               <w:rPr>
                 <w:b/>
-                <w:i w:val="0"/>
                 <w:sz w:val="18"/>
               </w:rPr>
               <w:t>100 €</w:t>
@@ -1323,7 +1213,7 @@
         </w:tc>
         <w:tc>
           <w:tcPr>
-            <w:tcW w:type="dxa" w:w="2436"/>
+            <w:tcW w:type="dxa" w:w="2493"/>
           </w:tcPr>
           <w:p>
             <w:pPr>
@@ -1332,7 +1222,6 @@
             <w:r>
               <w:rPr>
                 <w:b/>
-                <w:i w:val="0"/>
                 <w:sz w:val="18"/>
               </w:rPr>
               <w:t>150 €</w:t>
@@ -1343,7 +1232,7 @@
       <w:tr>
         <w:tc>
           <w:tcPr>
-            <w:tcW w:type="dxa" w:w="2436"/>
+            <w:tcW w:type="dxa" w:w="2493"/>
           </w:tcPr>
           <w:p>
             <w:pPr>
@@ -1352,7 +1241,6 @@
             <w:r>
               <w:rPr>
                 <w:b w:val="0"/>
-                <w:i w:val="0"/>
                 <w:sz w:val="18"/>
               </w:rPr>
               <w:t>C</w:t>
@@ -1361,7 +1249,7 @@
         </w:tc>
         <w:tc>
           <w:tcPr>
-            <w:tcW w:type="dxa" w:w="2436"/>
+            <w:tcW w:type="dxa" w:w="2493"/>
           </w:tcPr>
           <w:p>
             <w:pPr>
@@ -1370,7 +1258,6 @@
             <w:r>
               <w:rPr>
                 <w:b w:val="0"/>
-                <w:i w:val="0"/>
                 <w:sz w:val="18"/>
               </w:rPr>
               <w:t>5 001 – 20 000</w:t>
@@ -1379,7 +1266,7 @@
         </w:tc>
         <w:tc>
           <w:tcPr>
-            <w:tcW w:type="dxa" w:w="2436"/>
+            <w:tcW w:type="dxa" w:w="2493"/>
           </w:tcPr>
           <w:p>
             <w:pPr>
@@ -1388,7 +1275,6 @@
             <w:r>
               <w:rPr>
                 <w:b/>
-                <w:i w:val="0"/>
                 <w:sz w:val="18"/>
               </w:rPr>
               <w:t>250 €</w:t>
@@ -1397,7 +1283,7 @@
         </w:tc>
         <w:tc>
           <w:tcPr>
-            <w:tcW w:type="dxa" w:w="2436"/>
+            <w:tcW w:type="dxa" w:w="2493"/>
           </w:tcPr>
           <w:p>
             <w:pPr>
@@ -1406,7 +1292,6 @@
             <w:r>
               <w:rPr>
                 <w:b/>
-                <w:i w:val="0"/>
                 <w:sz w:val="18"/>
               </w:rPr>
               <w:t>375 €</w:t>
@@ -1417,7 +1302,7 @@
       <w:tr>
         <w:tc>
           <w:tcPr>
-            <w:tcW w:type="dxa" w:w="2436"/>
+            <w:tcW w:type="dxa" w:w="2493"/>
           </w:tcPr>
           <w:p>
             <w:pPr>
@@ -1426,7 +1311,6 @@
             <w:r>
               <w:rPr>
                 <w:b w:val="0"/>
-                <w:i w:val="0"/>
                 <w:sz w:val="18"/>
               </w:rPr>
               <w:t>D</w:t>
@@ -1435,7 +1319,7 @@
         </w:tc>
         <w:tc>
           <w:tcPr>
-            <w:tcW w:type="dxa" w:w="2436"/>
+            <w:tcW w:type="dxa" w:w="2493"/>
           </w:tcPr>
           <w:p>
             <w:pPr>
@@ -1444,7 +1328,6 @@
             <w:r>
               <w:rPr>
                 <w:b w:val="0"/>
-                <w:i w:val="0"/>
                 <w:sz w:val="18"/>
               </w:rPr>
               <w:t>nad 20 000</w:t>
@@ -1453,7 +1336,7 @@
         </w:tc>
         <w:tc>
           <w:tcPr>
-            <w:tcW w:type="dxa" w:w="2436"/>
+            <w:tcW w:type="dxa" w:w="2493"/>
           </w:tcPr>
           <w:p>
             <w:pPr>
@@ -1462,7 +1345,6 @@
             <w:r>
               <w:rPr>
                 <w:b/>
-                <w:i w:val="0"/>
                 <w:sz w:val="18"/>
               </w:rPr>
               <w:t>500 €</w:t>
@@ -1471,7 +1353,7 @@
         </w:tc>
         <w:tc>
           <w:tcPr>
-            <w:tcW w:type="dxa" w:w="2436"/>
+            <w:tcW w:type="dxa" w:w="2493"/>
           </w:tcPr>
           <w:p>
             <w:pPr>
@@ -1480,7 +1362,6 @@
             <w:r>
               <w:rPr>
                 <w:b/>
-                <w:i w:val="0"/>
                 <w:sz w:val="18"/>
               </w:rPr>
               <w:t>750 €</w:t>
@@ -1498,7 +1379,6 @@
       <w:r>
         <w:rPr>
           <w:b w:val="0"/>
-          <w:i w:val="0"/>
         </w:rPr>
         <w:t>Zámerne okrúhle čísla, nie 49/99 — pre samosprávu vyzerá okrúhla suma serióznejšie a lepšie sa rozpočtuje.</w:t>
       </w:r>
@@ -1507,14 +1387,12 @@
       <w:r>
         <w:rPr>
           <w:b/>
-          <w:i w:val="0"/>
         </w:rPr>
         <w:t>Otvorené: DPH.</w:t>
       </w:r>
       <w:r>
         <w:rPr>
           <w:b w:val="0"/>
-          <w:i w:val="0"/>
         </w:rPr>
         <w:t xml:space="preserve"> Treba doplniť, či sú sumy s DPH alebo bez. Obce si DPH väčšinou neodpočítajú, takže ich zaujíma suma s DPH a tak by mala byť aj uvedená.</w:t>
       </w:r>
@@ -1523,7 +1401,6 @@
       <w:r>
         <w:rPr>
           <w:b w:val="0"/>
-          <w:i w:val="0"/>
         </w:rPr>
         <w:t>Test dostupnosti: pre obec do 1 000 obyvateľov je 50 €/rok rádovo stotina percenta rozpočtu, teda asi 4 € mesačne. Cenovka, ktorá signalizuje hodnotu, ale nie je to rozhodnutie.</w:t>
       </w:r>
@@ -1546,14 +1423,12 @@
       <w:r>
         <w:rPr>
           <w:b/>
-          <w:i w:val="0"/>
         </w:rPr>
         <w:t>Funkcie, ktoré nám generujú variabilný náklad, sa spoplatňujú príplatkom +50 % k ročnému poplatku [dohodnuté].</w:t>
       </w:r>
       <w:r>
         <w:rPr>
           <w:b w:val="0"/>
-          <w:i w:val="0"/>
         </w:rPr>
         <w:t xml:space="preserve"> Podoba balíka nižšie je odsúhlasená 6. 9. 2026.</w:t>
       </w:r>
@@ -1562,42 +1437,36 @@
       <w:r>
         <w:rPr>
           <w:b/>
-          <w:i w:val="0"/>
         </w:rPr>
         <w:t>PLUS je druhý rozmer cenníka, nie piata kategória [dohodnuté].</w:t>
       </w:r>
       <w:r>
         <w:rPr>
           <w:b w:val="0"/>
-          <w:i w:val="0"/>
         </w:rPr>
         <w:t xml:space="preserve"> Veľkostné kategórie hovoria </w:t>
       </w:r>
       <w:r>
         <w:rPr>
+          <w:i/>
+        </w:rPr>
+        <w:t>kto</w:t>
+      </w:r>
+      <w:r>
+        <w:rPr>
           <w:b w:val="0"/>
+        </w:rPr>
+        <w:t xml:space="preserve"> je zákazník; vyťažovanie dokumentov hovorí, </w:t>
+      </w:r>
+      <w:r>
+        <w:rPr>
           <w:i/>
         </w:rPr>
-        <w:t>kto</w:t>
+        <w:t>koľko nás ten zákazník stojí</w:t>
       </w:r>
       <w:r>
         <w:rPr>
           <w:b w:val="0"/>
-          <w:i w:val="0"/>
-        </w:rPr>
-        <w:t xml:space="preserve"> je zákazník; vyťažovanie dokumentov hovorí, </w:t>
-      </w:r>
-      <w:r>
-        <w:rPr>
-          <w:b w:val="0"/>
-          <w:i/>
-        </w:rPr>
-        <w:t>koľko nás ten zákazník stojí</w:t>
-      </w:r>
-      <w:r>
-        <w:rPr>
-          <w:b w:val="0"/>
-          <w:i w:val="0"/>
         </w:rPr>
         <w:t>. Sú to nezávislé veci — mesto s 30 000 obyvateľmi môže mať všetky certifikáty naskenované aj v tabuľke. Piata kategória by ich zlepila dokopy.</w:t>
       </w:r>
@@ -1606,21 +1475,18 @@
       <w:r>
         <w:rPr>
           <w:b w:val="0"/>
-          <w:i w:val="0"/>
         </w:rPr>
         <w:t xml:space="preserve">Do balíka patrí </w:t>
       </w:r>
       <w:r>
         <w:rPr>
           <w:b/>
-          <w:i w:val="0"/>
         </w:rPr>
         <w:t>všetko, čo generuje variabilný náklad</w:t>
       </w:r>
       <w:r>
         <w:rPr>
           <w:b w:val="0"/>
-          <w:i w:val="0"/>
         </w:rPr>
         <w:t>, nie len listy vlastníctva:</w:t>
       </w:r>
@@ -1634,21 +1500,18 @@
       <w:r>
         <w:rPr>
           <w:b w:val="0"/>
-          <w:i w:val="0"/>
         </w:rPr>
         <w:t xml:space="preserve">vyťaženie </w:t>
       </w:r>
       <w:r>
         <w:rPr>
           <w:b/>
-          <w:i w:val="0"/>
         </w:rPr>
         <w:t>naskenovaných</w:t>
       </w:r>
       <w:r>
         <w:rPr>
           <w:b w:val="0"/>
-          <w:i w:val="0"/>
         </w:rPr>
         <w:t xml:space="preserve"> listov vlastníctva a energetických certifikátov,</w:t>
       </w:r>
@@ -1662,7 +1525,6 @@
       <w:r>
         <w:rPr>
           <w:b w:val="0"/>
-          <w:i w:val="0"/>
         </w:rPr>
         <w:t>analýza fotografií objektov,</w:t>
       </w:r>
@@ -1676,7 +1538,6 @@
       <w:r>
         <w:rPr>
           <w:b w:val="0"/>
-          <w:i w:val="0"/>
         </w:rPr>
         <w:t>opätovné spracovanie pri obnove certifikátu alebo pri zmene v katastri.</w:t>
       </w:r>
@@ -1685,21 +1546,18 @@
       <w:r>
         <w:rPr>
           <w:b w:val="0"/>
-          <w:i w:val="0"/>
         </w:rPr>
         <w:t xml:space="preserve">Posledná odrážka je dôležitá: robí z PLUS zmysluplné </w:t>
       </w:r>
       <w:r>
         <w:rPr>
           <w:b/>
-          <w:i w:val="0"/>
         </w:rPr>
         <w:t>ročné</w:t>
       </w:r>
       <w:r>
         <w:rPr>
           <w:b w:val="0"/>
-          <w:i w:val="0"/>
         </w:rPr>
         <w:t xml:space="preserve"> predplatné. Bez nej by obec zaplatila balík raz počas mapovania a druhý rok ho zrušila — oprávnene, lebo by za nič neplatila.</w:t>
       </w:r>
@@ -1708,14 +1566,12 @@
       <w:r>
         <w:rPr>
           <w:b/>
-          <w:i w:val="0"/>
         </w:rPr>
         <w:t>Textové PDF zostávajú v základe zadarmo.</w:t>
       </w:r>
       <w:r>
         <w:rPr>
           <w:b w:val="0"/>
-          <w:i w:val="0"/>
         </w:rPr>
         <w:t xml:space="preserve"> Dnes ich číta </w:t>
       </w:r>
@@ -1730,7 +1586,6 @@
       <w:r>
         <w:rPr>
           <w:b w:val="0"/>
-          <w:i w:val="0"/>
         </w:rPr>
         <w:t xml:space="preserve"> priamo v prehliadači, bez nášho servera a bez tokenov (</w:t>
       </w:r>
@@ -1745,21 +1600,18 @@
       <w:r>
         <w:rPr>
           <w:b w:val="0"/>
-          <w:i w:val="0"/>
         </w:rPr>
         <w:t xml:space="preserve">). Spoplatniť ich by bolo neobhájiteľné. Platí sa až za to, čo dnes nefunguje vôbec — </w:t>
       </w:r>
       <w:r>
         <w:rPr>
           <w:b/>
-          <w:i w:val="0"/>
         </w:rPr>
         <w:t>skeny bez textovej vrstvy</w:t>
       </w:r>
       <w:r>
         <w:rPr>
           <w:b w:val="0"/>
-          <w:i w:val="0"/>
         </w:rPr>
         <w:t>, teda presne tie dokumenty, ktoré starostovia reálne majú.</w:t>
       </w:r>
@@ -1768,14 +1620,12 @@
       <w:r>
         <w:rPr>
           <w:b/>
-          <w:i w:val="0"/>
         </w:rPr>
         <w:t>Párovanie s výzvami do balíka nepatrí</w:t>
       </w:r>
       <w:r>
         <w:rPr>
           <w:b w:val="0"/>
-          <w:i w:val="0"/>
         </w:rPr>
         <w:t xml:space="preserve"> — je to služba s iným typom zodpovednosti (pozri B.7) a patrí mimo cenník.</w:t>
       </w:r>
@@ -1784,14 +1634,12 @@
       <w:r>
         <w:rPr>
           <w:b/>
-          <w:i w:val="0"/>
         </w:rPr>
         <w:t>Prečo +50 % dáva zmysel:</w:t>
       </w:r>
       <w:r>
         <w:rPr>
           <w:b w:val="0"/>
-          <w:i w:val="0"/>
         </w:rPr>
         <w:t xml:space="preserve"> počet dokumentov na spracovanie rastie zhruba rovnako ako veľkosť obce, takže pomer „cena PLUS / počet dokumentov" vychádza vo všetkých štyroch kategóriách približne rovnako. Nie je to náhoda a je to argument, prečo je model férový — dá sa to takto povedať aj obciam.</w:t>
       </w:r>
@@ -1800,7 +1648,6 @@
       <w:r>
         <w:rPr>
           <w:b/>
-          <w:i w:val="0"/>
         </w:rPr>
         <w:t>Limit — bez neho model nefunguje [dohodnuté]:</w:t>
       </w:r>
@@ -1816,7 +1663,6 @@
       <w:r>
         <w:rPr>
           <w:b w:val="0"/>
-          <w:i w:val="0"/>
           <w:sz w:val="19"/>
         </w:rPr>
         <w:t xml:space="preserve">V balíku PLUS je zahrnuté spracovanie </w:t>
@@ -1824,7 +1670,6 @@
       <w:r>
         <w:rPr>
           <w:b/>
-          <w:i w:val="0"/>
           <w:sz w:val="19"/>
         </w:rPr>
         <w:t>troch dokumentov na každý zmapovaný objekt</w:t>
@@ -1832,7 +1677,6 @@
       <w:r>
         <w:rPr>
           <w:b w:val="0"/>
-          <w:i w:val="0"/>
           <w:sz w:val="19"/>
         </w:rPr>
         <w:t xml:space="preserve"> (typicky list vlastníctva, energetický certifikát a jeden ďalší). Nad tento rámec po dohode.</w:t>
@@ -1842,7 +1686,6 @@
       <w:r>
         <w:rPr>
           <w:b w:val="0"/>
-          <w:i w:val="0"/>
         </w:rPr>
         <w:t>Základ môže byť neobmedzený — obec so 40 objektmi nás nestojí prakticky nič navyše. PLUS neobmedzený byť nesmie, lebo tam každé použitie stojí peniaze. Pravidlo naviazané na počet objektov sa vysvetlí jednou vetou, škáluje samo s veľkosťou obce a zastaví prípad, keď niekto nahrá dvetisíc skenov.</w:t>
       </w:r>
@@ -1851,21 +1694,18 @@
       <w:r>
         <w:rPr>
           <w:b/>
-          <w:i w:val="0"/>
         </w:rPr>
         <w:t>PLUS počas prechodného obdobia [dohodnuté]:</w:t>
       </w:r>
       <w:r>
         <w:rPr>
           <w:b w:val="0"/>
-          <w:i w:val="0"/>
         </w:rPr>
         <w:t xml:space="preserve"> ani počas prechodného obdobia nie je PLUS zadarmo v plnom rozsahu — platí preň kvóta, aby si ho obce mohli vyskúšať bez toho, aby nám odtiekla hotovosť. </w:t>
       </w:r>
       <w:r>
         <w:rPr>
           <w:b/>
-          <w:i w:val="0"/>
         </w:rPr>
         <w:t>Výška kvóty [návrh]: 5 dokumentov na obec.</w:t>
       </w:r>
@@ -1874,7 +1714,6 @@
       <w:r>
         <w:rPr>
           <w:b w:val="0"/>
-          <w:i w:val="0"/>
         </w:rPr>
         <w:t>Štyri mesiace neobmedzeného spracovania skenov zadarmo sú jediné miesto v celom modeli, kde nám môže reálne odtiecť hotovosť — a to práve v čase, keď ešte nevieme, koľko nás jeden dokument stojí (B.1). Preto kvóta, a nie dobrá viera.</w:t>
       </w:r>
@@ -1897,7 +1736,6 @@
       <w:r>
         <w:rPr>
           <w:b w:val="0"/>
-          <w:i w:val="0"/>
         </w:rPr>
         <w:t xml:space="preserve">Cenovka signalizuje hodnotu len tomu, kto už videl, za čo platí. Preto musí zostať trvalý bezplatný skúšobný režim </w:t>
       </w:r>
@@ -1912,7 +1750,6 @@
       <w:r>
         <w:rPr>
           <w:b w:val="0"/>
-          <w:i w:val="0"/>
         </w:rPr>
         <w:t>:</w:t>
       </w:r>
@@ -1928,7 +1765,6 @@
       <w:r>
         <w:rPr>
           <w:b w:val="0"/>
-          <w:i w:val="0"/>
           <w:sz w:val="19"/>
         </w:rPr>
         <w:t xml:space="preserve">Jeden areál, hodnotenie na obrazovke, </w:t>
@@ -1936,7 +1772,6 @@
       <w:r>
         <w:rPr>
           <w:b/>
-          <w:i w:val="0"/>
           <w:sz w:val="19"/>
         </w:rPr>
         <w:t>bez uloženia a bez exportu.</w:t>
@@ -1946,7 +1781,6 @@
       <w:r>
         <w:rPr>
           <w:b w:val="0"/>
-          <w:i w:val="0"/>
         </w:rPr>
         <w:t>Obec vidí, že nástroj funguje; výsledok si odnesie až po zaplatení. Bez tohto sa nikto nezaregistruje a zadávateľkin argument o cenovke prestane platiť.</w:t>
       </w:r>
@@ -1969,7 +1803,6 @@
       <w:r>
         <w:rPr>
           <w:b w:val="0"/>
-          <w:i w:val="0"/>
         </w:rPr>
         <w:t>Podkladové vodozádržné mapy spracovala ČZU na náklady kraja a existujú len pre Žilinský kraj; výstupy pre obce z iných krajov by boli nevierohodné. Obec mimo ŽSK dostane upozornenie, prípadne tréningový režim bez záverečného hodnotenia.</w:t>
       </w:r>
@@ -1978,7 +1811,6 @@
       <w:r>
         <w:rPr>
           <w:b w:val="0"/>
-          <w:i w:val="0"/>
         </w:rPr>
         <w:t>Rozšírenie do ďalších krajov je podmienené zafinancovaním dátového podkladu treťou stranou. Záujemcovia z iných krajov slúžia ako databáza dopytu pri rokovaniach s ďalšími krajmi (pozri B.9).</w:t>
       </w:r>
@@ -2001,14 +1833,12 @@
       <w:r>
         <w:rPr>
           <w:b/>
-          <w:i w:val="0"/>
         </w:rPr>
         <w:t>[dohodnuté]</w:t>
       </w:r>
       <w:r>
         <w:rPr>
           <w:b w:val="0"/>
-          <w:i w:val="0"/>
         </w:rPr>
         <w:t xml:space="preserve"> — znenie do VOP:</w:t>
       </w:r>
@@ -2024,7 +1854,6 @@
       <w:r>
         <w:rPr>
           <w:b w:val="0"/>
-          <w:i w:val="0"/>
           <w:sz w:val="19"/>
         </w:rPr>
         <w:t xml:space="preserve">Po skončení predplatného sa účet prepne do režimu </w:t>
@@ -2032,7 +1861,6 @@
       <w:r>
         <w:rPr>
           <w:b/>
-          <w:i w:val="0"/>
           <w:sz w:val="19"/>
         </w:rPr>
         <w:t>len na čítanie</w:t>
@@ -2040,7 +1868,6 @@
       <w:r>
         <w:rPr>
           <w:b w:val="0"/>
-          <w:i w:val="0"/>
           <w:sz w:val="19"/>
         </w:rPr>
         <w:t xml:space="preserve">: obec vidí svoje areály a môže si ich kedykoľvek vyexportovať (XLSX, CSV, PDF, JSON), ale nemôže zadávať nové údaje ani prepočítavať hodnotenie. Tento režim trvá </w:t>
@@ -2048,7 +1875,6 @@
       <w:r>
         <w:rPr>
           <w:b/>
-          <w:i w:val="0"/>
           <w:sz w:val="19"/>
         </w:rPr>
         <w:t>12 mesiacov</w:t>
@@ -2056,7 +1882,6 @@
       <w:r>
         <w:rPr>
           <w:b w:val="0"/>
-          <w:i w:val="0"/>
           <w:sz w:val="19"/>
         </w:rPr>
         <w:t>. Na zmazanie upozorníme e-mailom 30 a 7 dní vopred. Skoršie zmazanie na požiadanie kedykoľvek.</w:t>
@@ -2066,7 +1891,6 @@
       <w:r>
         <w:rPr>
           <w:b w:val="0"/>
-          <w:i w:val="0"/>
         </w:rPr>
         <w:t>Dvanásť mesiacov preto, že je to presne jeden rozpočtový cyklus — obec, ktorá to nestihla dať do rozpočtu, má šancu to napraviť budúci rok bez toho, aby prišla o odvedenú prácu.</w:t>
       </w:r>
@@ -2075,21 +1899,18 @@
       <w:r>
         <w:rPr>
           <w:b w:val="0"/>
-          <w:i w:val="0"/>
         </w:rPr>
         <w:t xml:space="preserve">Toto musí byť hotové </w:t>
       </w:r>
       <w:r>
         <w:rPr>
           <w:b/>
-          <w:i w:val="0"/>
         </w:rPr>
         <w:t>pred 8. 9.</w:t>
       </w:r>
       <w:r>
         <w:rPr>
           <w:b w:val="0"/>
-          <w:i w:val="0"/>
         </w:rPr>
         <w:t>, lebo patrí do VOP a do GDPR informácie, ktorú ľudia podpíšu už pri septembrovej registrácii.</w:t>
       </w:r>
@@ -2112,35 +1933,30 @@
       <w:r>
         <w:rPr>
           <w:b w:val="0"/>
-          <w:i w:val="0"/>
         </w:rPr>
         <w:t xml:space="preserve">Prvá prezentácia </w:t>
       </w:r>
       <w:r>
         <w:rPr>
           <w:b/>
-          <w:i w:val="0"/>
         </w:rPr>
         <w:t>8. 9. 2026</w:t>
       </w:r>
       <w:r>
         <w:rPr>
           <w:b w:val="0"/>
-          <w:i w:val="0"/>
         </w:rPr>
         <w:t xml:space="preserve">, ďalšie postupne po regióne. Po nich online dotazník; spätná väzba sa zbiera aj priamo v aplikácii hneď po zobrazení hodnotenia. Komunikácia cez </w:t>
       </w:r>
       <w:r>
         <w:rPr>
           <w:b/>
-          <w:i w:val="0"/>
         </w:rPr>
         <w:t>ZMOS a Úniu miest</w:t>
       </w:r>
       <w:r>
         <w:rPr>
           <w:b w:val="0"/>
-          <w:i w:val="0"/>
         </w:rPr>
         <w:t xml:space="preserve"> (M. Červenák), nie oslovovaním jednotlivých starostov.</w:t>
       </w:r>
@@ -2149,14 +1965,12 @@
       <w:r>
         <w:rPr>
           <w:b w:val="0"/>
-          <w:i w:val="0"/>
         </w:rPr>
         <w:t xml:space="preserve">Sumy 2 € a 10 € z pôvodnej diskusie už nedávajú zmysel. </w:t>
       </w:r>
       <w:r>
         <w:rPr>
           <w:b/>
-          <w:i w:val="0"/>
         </w:rPr>
         <w:t>Otázky do dotazníka [návrh]:</w:t>
       </w:r>
@@ -2170,14 +1984,12 @@
       <w:r>
         <w:rPr>
           <w:b w:val="0"/>
-          <w:i w:val="0"/>
         </w:rPr>
         <w:t xml:space="preserve">Ročný poplatok pre obec vašej veľkosti by ste považovali za primeraný: </w:t>
       </w:r>
       <w:r>
         <w:rPr>
           <w:b/>
-          <w:i w:val="0"/>
         </w:rPr>
         <w:t>do 50 € / 50 – 150 € / 150 – 300 € / viac ako 300 € / nezaplatili by sme nič</w:t>
       </w:r>
@@ -2191,14 +2003,12 @@
       <w:r>
         <w:rPr>
           <w:b w:val="0"/>
-          <w:i w:val="0"/>
         </w:rPr>
         <w:t xml:space="preserve">Kto o takom výdavku vo vašej obci rozhoduje: </w:t>
       </w:r>
       <w:r>
         <w:rPr>
           <w:b/>
-          <w:i w:val="0"/>
         </w:rPr>
         <w:t>starosta / ekonóm / zastupiteľstvo</w:t>
       </w:r>
@@ -2212,7 +2022,6 @@
       <w:r>
         <w:rPr>
           <w:b w:val="0"/>
-          <w:i w:val="0"/>
         </w:rPr>
         <w:t>Dokedy to potrebujete vedieť, aby sa to stihlo do rozpočtu na rok 2027?</w:t>
       </w:r>
@@ -2221,7 +2030,6 @@
       <w:r>
         <w:rPr>
           <w:b w:val="0"/>
-          <w:i w:val="0"/>
         </w:rPr>
         <w:t>Tretia otázka je diagnostická — ak väčšina odpovie „do konca novembra", vieme hneď, či bol termín 31. 12. správny, alebo či máme s cenníkom von skôr.</w:t>
       </w:r>
@@ -2230,7 +2038,6 @@
       <w:r>
         <w:rPr>
           <w:b w:val="0"/>
-          <w:i w:val="0"/>
         </w:rPr>
         <w:t>Energetický modul nie je dokončený; komunikuje sa ako pripravovaný. Vodozádržná časť je funkčná a hodnotí sa v plnom rozsahu.</w:t>
       </w:r>
@@ -2252,7 +2059,7 @@
         <w:rPr>
           <w:b/>
           <w:color w:val="144A70"/>
-          <w:sz w:val="30"/>
+          <w:sz w:val="29"/>
         </w:rPr>
         <w:t>B. Pripomienky a otvorené riziká</w:t>
       </w:r>
@@ -2261,7 +2068,6 @@
       <w:r>
         <w:rPr>
           <w:b w:val="0"/>
-          <w:i w:val="0"/>
         </w:rPr>
         <w:t>Vychádzajú zo stavu kódu a z doterajšieho priebehu vývoja. Zoradené podľa naliehavosti.</w:t>
       </w:r>
@@ -2284,21 +2090,18 @@
       <w:r>
         <w:rPr>
           <w:b w:val="0"/>
-          <w:i w:val="0"/>
         </w:rPr>
         <w:t xml:space="preserve">Nikdy sme nezmerali, </w:t>
       </w:r>
       <w:r>
         <w:rPr>
           <w:b/>
-          <w:i w:val="0"/>
         </w:rPr>
         <w:t>čo stojí spracovanie jedného naskenovaného dokumentu</w:t>
       </w:r>
       <w:r>
         <w:rPr>
           <w:b w:val="0"/>
-          <w:i w:val="0"/>
         </w:rPr>
         <w:t>. Doteraz to bola poznámka v zozname; teraz je z toho cenotvorná premenná. Bez nej je +50 % odôvodnené pocitovo, nie nákladovo — a PLUS je jediná časť cenníka, kde nám môže vzniknúť strata.</w:t>
       </w:r>
@@ -2307,21 +2110,18 @@
       <w:r>
         <w:rPr>
           <w:b w:val="0"/>
-          <w:i w:val="0"/>
         </w:rPr>
         <w:t xml:space="preserve">Odhadovať sa to nesmie. Zmerať sa dá za jedno popoludnie: vziať </w:t>
       </w:r>
       <w:r>
         <w:rPr>
           <w:b/>
-          <w:i w:val="0"/>
         </w:rPr>
         <w:t>10 reálnych naskenovaných certifikátov</w:t>
       </w:r>
       <w:r>
         <w:rPr>
           <w:b w:val="0"/>
-          <w:i w:val="0"/>
         </w:rPr>
         <w:t xml:space="preserve"> od starostov, prehnať ich a pozrieť sa na účet. Patrí to do </w:t>
       </w:r>
@@ -2336,21 +2136,18 @@
       <w:r>
         <w:rPr>
           <w:b w:val="0"/>
-          <w:i w:val="0"/>
         </w:rPr>
         <w:t xml:space="preserve"> a malo by to byť hotové </w:t>
       </w:r>
       <w:r>
         <w:rPr>
           <w:b/>
-          <w:i w:val="0"/>
         </w:rPr>
         <w:t>pred 8. 9.</w:t>
       </w:r>
       <w:r>
         <w:rPr>
           <w:b w:val="0"/>
-          <w:i w:val="0"/>
         </w:rPr>
         <w:t>, nie „priebežne".</w:t>
       </w:r>
@@ -2386,7 +2183,6 @@
       <w:r>
         <w:rPr>
           <w:b w:val="0"/>
-          <w:i w:val="0"/>
         </w:rPr>
         <w:t xml:space="preserve"> a </w:t>
       </w:r>
@@ -2401,7 +2197,6 @@
       <w:r>
         <w:rPr>
           <w:b w:val="0"/>
-          <w:i w:val="0"/>
         </w:rPr>
         <w:t xml:space="preserve"> — zobrazia </w:t>
       </w:r>
@@ -2416,7 +2211,6 @@
       <w:r>
         <w:rPr>
           <w:b w:val="0"/>
-          <w:i w:val="0"/>
         </w:rPr>
         <w:t>.</w:t>
       </w:r>
@@ -2430,35 +2224,30 @@
       <w:r>
         <w:rPr>
           <w:b w:val="0"/>
-          <w:i w:val="0"/>
         </w:rPr>
         <w:t xml:space="preserve">Export do </w:t>
       </w:r>
       <w:r>
         <w:rPr>
           <w:b/>
-          <w:i w:val="0"/>
         </w:rPr>
         <w:t>Xmatik</w:t>
       </w:r>
       <w:r>
         <w:rPr>
           <w:b w:val="0"/>
-          <w:i w:val="0"/>
         </w:rPr>
         <w:t xml:space="preserve"> a </w:t>
       </w:r>
       <w:r>
         <w:rPr>
           <w:b/>
-          <w:i w:val="0"/>
         </w:rPr>
         <w:t>URBIS</w:t>
       </w:r>
       <w:r>
         <w:rPr>
           <w:b w:val="0"/>
-          <w:i w:val="0"/>
         </w:rPr>
         <w:t xml:space="preserve"> v kroku 6 (</w:t>
       </w:r>
@@ -2473,7 +2262,6 @@
       <w:r>
         <w:rPr>
           <w:b w:val="0"/>
-          <w:i w:val="0"/>
         </w:rPr>
         <w:t xml:space="preserve">) — takisto </w:t>
       </w:r>
@@ -2488,7 +2276,6 @@
       <w:r>
         <w:rPr>
           <w:b w:val="0"/>
-          <w:i w:val="0"/>
         </w:rPr>
         <w:t xml:space="preserve"> o tom, že integrácia príde po dodaní špecifikácie.</w:t>
       </w:r>
@@ -2497,7 +2284,6 @@
       <w:r>
         <w:rPr>
           <w:b w:val="0"/>
-          <w:i w:val="0"/>
         </w:rPr>
         <w:t>Ak na prezentácii povieme, že analýza fotografií je súčasťou plateného balíka PLUS, niekto na to tlačidlo v ten istý deň klikne. Pri bezplatnom nástroji je to trápne; pri platenom je to sľub, ktorý sme nesplnili.</w:t>
       </w:r>
@@ -2506,14 +2292,12 @@
       <w:r>
         <w:rPr>
           <w:b/>
-          <w:i w:val="0"/>
         </w:rPr>
         <w:t>Návrh:</w:t>
       </w:r>
       <w:r>
         <w:rPr>
           <w:b w:val="0"/>
-          <w:i w:val="0"/>
         </w:rPr>
         <w:t xml:space="preserve"> pred 8. 9. atrapy skryť, alebo prerobiť na jednoznačné karty „pripravujeme" bez vzhľadu funkčného tlačidla. Malá zmena, treba len rozhodnúť ktorú z dvoch možností.</w:t>
       </w:r>
@@ -2536,7 +2320,6 @@
       <w:r>
         <w:rPr>
           <w:b w:val="0"/>
-          <w:i w:val="0"/>
         </w:rPr>
         <w:t>Prezentácie robíme kvôli validácii — potrebujeme, aby si to čo najviac ľudí vyskúšalo. Tvrdá bariéra na vstupe ide proti tomu.</w:t>
       </w:r>
@@ -2545,28 +2328,24 @@
       <w:r>
         <w:rPr>
           <w:b/>
-          <w:i w:val="0"/>
         </w:rPr>
         <w:t>Návrh:</w:t>
       </w:r>
       <w:r>
         <w:rPr>
           <w:b w:val="0"/>
-          <w:i w:val="0"/>
         </w:rPr>
         <w:t xml:space="preserve"> e-mail pýtať </w:t>
       </w:r>
       <w:r>
         <w:rPr>
           <w:b/>
-          <w:i w:val="0"/>
         </w:rPr>
         <w:t>až pred zobrazením alebo exportom hodnotenia</w:t>
       </w:r>
       <w:r>
         <w:rPr>
           <w:b w:val="0"/>
-          <w:i w:val="0"/>
         </w:rPr>
         <w:t>, nie pri otvorení aplikácie. Zapadá to do bezplatného skúšobného režimu z A.6: pozrieť si hodnotenie sa dá bez registrácie, odniesť si ho nie. Lepší konverzný bod (človek už vidí, že to funguje) aj čistejšie GDPR (jasný a viditeľný účel).</w:t>
       </w:r>
@@ -2589,21 +2368,18 @@
       <w:r>
         <w:rPr>
           <w:b w:val="0"/>
-          <w:i w:val="0"/>
         </w:rPr>
         <w:t xml:space="preserve">Predtým sme župe sľubovali „čo ste zaplatili, zostáva zadarmo". Teraz spoplatnenie otvorila sama — výborne, ale </w:t>
       </w:r>
       <w:r>
         <w:rPr>
           <w:b/>
-          <w:i w:val="0"/>
         </w:rPr>
         <w:t>musí to byť napísané.</w:t>
       </w:r>
       <w:r>
         <w:rPr>
           <w:b w:val="0"/>
-          <w:i w:val="0"/>
         </w:rPr>
         <w:t xml:space="preserve"> Inak to o rok zvonku vyzerá tak, že INOVIA speňažila nástroj financovaný z verejných zdrojov, a odpoveď „zadávateľka s tým súhlasila po telefóne" nikoho zaujímať nebude.</w:t>
       </w:r>
@@ -2612,7 +2388,6 @@
       <w:r>
         <w:rPr>
           <w:b w:val="0"/>
-          <w:i w:val="0"/>
         </w:rPr>
         <w:t>Stačí e-mail s potvrdením troch vecí: že kraj so spoplatnením obcí súhlasí, že kraj sám neplatí, a odkedy poplatok platí.</w:t>
       </w:r>
@@ -2635,21 +2410,18 @@
       <w:r>
         <w:rPr>
           <w:b w:val="0"/>
-          <w:i w:val="0"/>
         </w:rPr>
         <w:t xml:space="preserve">Stredné školy, sociálne zariadenia a kultúrne budovy ŽSK sú najväčšie portfólio v regióne. Nebude to príjem, ale bude to </w:t>
       </w:r>
       <w:r>
         <w:rPr>
           <w:b/>
-          <w:i w:val="0"/>
         </w:rPr>
         <w:t>referenčný dataset a prípadová štúdia</w:t>
       </w:r>
       <w:r>
         <w:rPr>
           <w:b w:val="0"/>
-          <w:i w:val="0"/>
         </w:rPr>
         <w:t xml:space="preserve"> — presne to, čo potrebujeme ukazovať mestám aj ďalšej VÚC. Zadarmo odvedená práca, ktorá sa dá predať dvakrát.</w:t>
       </w:r>
@@ -2658,7 +2430,6 @@
       <w:r>
         <w:rPr>
           <w:b w:val="0"/>
-          <w:i w:val="0"/>
         </w:rPr>
         <w:t>Je to zároveň najlepšia cesta, ako sa raz môže „zatiaľ" z bodu A.2 zmeniť.</w:t>
       </w:r>
@@ -2681,7 +2452,6 @@
       <w:r>
         <w:rPr>
           <w:b w:val="0"/>
-          <w:i w:val="0"/>
         </w:rPr>
         <w:t>Aj 50 € je zmluvný vzťah s obcou: VOP alebo objednávka, faktúra, upomienka, evidencia. Pri stovke platiacich obcí je to celoročná agenda a pri kategórii A zožerie veľkú časť z tých 50 €.</w:t>
       </w:r>
@@ -2690,21 +2460,18 @@
       <w:r>
         <w:rPr>
           <w:b w:val="0"/>
-          <w:i w:val="0"/>
         </w:rPr>
         <w:t xml:space="preserve">Treba na to </w:t>
       </w:r>
       <w:r>
         <w:rPr>
           <w:b/>
-          <w:i w:val="0"/>
         </w:rPr>
         <w:t>meno</w:t>
       </w:r>
       <w:r>
         <w:rPr>
           <w:b w:val="0"/>
-          <w:i w:val="0"/>
         </w:rPr>
         <w:t>, nie predpoklad — a treba rozhodnúť, či sa fakturuje automatizovane (systém pošle faktúru e-mailom) alebo ručne. Pri navrhovaných sumách je ručná fakturácia stratová.</w:t>
       </w:r>
@@ -2727,7 +2494,6 @@
       <w:r>
         <w:rPr>
           <w:b w:val="0"/>
-          <w:i w:val="0"/>
         </w:rPr>
         <w:t>Poplatok za úspech pri žiadosti znamená zmluvu, zodpovednosť za kvalitu žiadosti a možný spor o to, či žiadosť uspela vďaka nám. Pre verejnoprospešnú organizáciu je to aj otázka súladu s tým, na čo je nastavená.</w:t>
       </w:r>
@@ -2736,14 +2502,12 @@
       <w:r>
         <w:rPr>
           <w:b/>
-          <w:i w:val="0"/>
         </w:rPr>
         <w:t>Návrh:</w:t>
       </w:r>
       <w:r>
         <w:rPr>
           <w:b w:val="0"/>
-          <w:i w:val="0"/>
         </w:rPr>
         <w:t xml:space="preserve"> v prvej fáze len fixný poplatok za spracovanie. Success fee na prezentácii vôbec neotvárať — nie je to niečo, čo sa dá povedať polovične.</w:t>
       </w:r>
@@ -2766,7 +2530,6 @@
       <w:r>
         <w:rPr>
           <w:b w:val="0"/>
-          <w:i w:val="0"/>
         </w:rPr>
         <w:t xml:space="preserve">Máme </w:t>
       </w:r>
@@ -2781,7 +2544,6 @@
       <w:r>
         <w:rPr>
           <w:b w:val="0"/>
-          <w:i w:val="0"/>
         </w:rPr>
         <w:t xml:space="preserve"> a dialóg pri otvorení staršej relácie (#230). Pri bezplatnom nástroji je prečíslovanie areálov po zmene pravidiel nepríjemnosť. Pri platenom je to sťažnosť — najmä ak sa medzitým podľa poradia areálov rozhodlo o investícii.</w:t>
       </w:r>
@@ -2790,14 +2552,12 @@
       <w:r>
         <w:rPr>
           <w:b/>
-          <w:i w:val="0"/>
         </w:rPr>
         <w:t>Návrh:</w:t>
       </w:r>
       <w:r>
         <w:rPr>
           <w:b w:val="0"/>
-          <w:i w:val="0"/>
         </w:rPr>
         <w:t xml:space="preserve"> pravidlo mať hotové pred spustením platenej verzie — uložená relácia si drží verziu pravidiel, s ktorou vznikla, a prepočet je vždy vedomé rozhodnutie používateľa. Pozri </w:t>
       </w:r>
@@ -2812,7 +2572,6 @@
       <w:r>
         <w:rPr>
           <w:b w:val="0"/>
-          <w:i w:val="0"/>
         </w:rPr>
         <w:t>.</w:t>
       </w:r>
@@ -2835,27 +2594,23 @@
       <w:r>
         <w:rPr>
           <w:b w:val="0"/>
-          <w:i w:val="0"/>
         </w:rPr>
         <w:t xml:space="preserve">Obec mimo kraja dostane tréningový režim </w:t>
       </w:r>
       <w:r>
         <w:rPr>
           <w:b/>
-          <w:i w:val="0"/>
         </w:rPr>
         <w:t>a formulár „máme záujem"</w:t>
       </w:r>
       <w:r>
         <w:rPr>
           <w:b w:val="0"/>
-          <w:i w:val="0"/>
         </w:rPr>
         <w:t xml:space="preserve">. Je to takmer tá istá práca ako samotné upozornenie a vzniká z toho najlacnejší možný podklad pri rokovaní s inou VÚC — </w:t>
       </w:r>
       <w:r>
         <w:rPr>
-          <w:b w:val="0"/>
           <w:i/>
         </w:rPr>
         <w:t>„máme X obcí z vášho kraja, ktoré si to už vyskúšali."</w:t>
@@ -2879,21 +2634,18 @@
       <w:r>
         <w:rPr>
           <w:b w:val="0"/>
-          <w:i w:val="0"/>
         </w:rPr>
         <w:t xml:space="preserve">Odhad 5 500 bol na porade spochybnený. Na to, na čo číslo potrebujeme (veľkosť trhu, nastavenie limitov), stačí odvodenie: </w:t>
       </w:r>
       <w:r>
         <w:rPr>
           <w:b/>
-          <w:i w:val="0"/>
         </w:rPr>
         <w:t>ŽSK má 315 obcí, z toho 19 miest, v 11 okresoch</w:t>
       </w:r>
       <w:r>
         <w:rPr>
           <w:b w:val="0"/>
-          <w:i w:val="0"/>
         </w:rPr>
         <w:t xml:space="preserve"> (overené). Typický počet objektov na obec sa zistí zo vzorky 5 – 10 obcí, ktoré nástroj po prezentáciách reálne prejdú. Do dovtedy neuvádzať žiadne číslo — nepresný odhad v prezentácii je horší než žiadny.</w:t>
       </w:r>
@@ -2916,35 +2668,30 @@
       <w:r>
         <w:rPr>
           <w:b w:val="0"/>
-          <w:i w:val="0"/>
         </w:rPr>
         <w:t xml:space="preserve">Pri 315 obciach s drvivou väčšinou v kategóriách A a B a realistickej adopcii 15 – 25 % v prvom roku vychádza hrubý výnos rádovo </w:t>
       </w:r>
       <w:r>
         <w:rPr>
           <w:b/>
-          <w:i w:val="0"/>
         </w:rPr>
         <w:t>8 – 10 tisíc € za základ</w:t>
       </w:r>
       <w:r>
         <w:rPr>
           <w:b w:val="0"/>
-          <w:i w:val="0"/>
         </w:rPr>
         <w:t xml:space="preserve">, plus </w:t>
       </w:r>
       <w:r>
         <w:rPr>
           <w:b/>
-          <w:i w:val="0"/>
         </w:rPr>
         <w:t>1,5 – 2,5 tisíca</w:t>
       </w:r>
       <w:r>
         <w:rPr>
           <w:b w:val="0"/>
-          <w:i w:val="0"/>
         </w:rPr>
         <w:t>, ak si PLUS kúpi asi tretina platiacich. Spolu niečo medzi 10 a 12 tisíc.</w:t>
       </w:r>
@@ -2953,21 +2700,18 @@
       <w:r>
         <w:rPr>
           <w:b w:val="0"/>
-          <w:i w:val="0"/>
         </w:rPr>
         <w:t xml:space="preserve">Treba to povedať dopredu, aby to o rok nebolo prekvapenie: </w:t>
       </w:r>
       <w:r>
         <w:rPr>
           <w:b/>
-          <w:i w:val="0"/>
         </w:rPr>
         <w:t>prvý rok je o dôkaze, že obce sú ochotné platiť.</w:t>
       </w:r>
       <w:r>
         <w:rPr>
           <w:b w:val="0"/>
-          <w:i w:val="0"/>
         </w:rPr>
         <w:t xml:space="preserve"> To je to, čo sa dá predať ďalšej VÚC alebo donorovi. PLUS tomu dôkazu pomáha viac než základ — ochota priplatiť si za konkrétnu funkciu je oveľa silnejší signál než zaplatenie vstupného.</w:t>
       </w:r>
@@ -2989,7 +2733,7 @@
         <w:rPr>
           <w:b/>
           <w:color w:val="144A70"/>
-          <w:sz w:val="30"/>
+          <w:sz w:val="29"/>
         </w:rPr>
         <w:t>C. Otvorené rozhodnutia</w:t>
       </w:r>
@@ -2998,7 +2742,6 @@
       <w:r>
         <w:rPr>
           <w:b w:val="0"/>
-          <w:i w:val="0"/>
         </w:rPr>
         <w:t>Čísla rozhodnutí zostávajú stabilné aj po vyriešení — na uzavreté sa odkazuje inde a prečíslovaním by odkazy prestali sedieť. Vyriešené položky preto z tabuľky miznú a sú vypísané nižšie.</w:t>
       </w:r>
@@ -3024,14 +2767,14 @@
         <w:tblLook w:firstColumn="1" w:firstRow="1" w:lastColumn="0" w:lastRow="0" w:noHBand="0" w:noVBand="1" w:val="04A0"/>
       </w:tblPr>
       <w:tblGrid>
-        <w:gridCol w:w="3249"/>
-        <w:gridCol w:w="3249"/>
-        <w:gridCol w:w="3249"/>
+        <w:gridCol w:w="3324"/>
+        <w:gridCol w:w="3324"/>
+        <w:gridCol w:w="3324"/>
       </w:tblGrid>
       <w:tr>
         <w:tc>
           <w:tcPr>
-            <w:tcW w:type="dxa" w:w="3249"/>
+            <w:tcW w:type="dxa" w:w="3324"/>
             <w:shd w:val="clear" w:fill="E8F1F8"/>
           </w:tcPr>
           <w:p>
@@ -3041,7 +2784,6 @@
             <w:r>
               <w:rPr>
                 <w:b/>
-                <w:i w:val="0"/>
                 <w:sz w:val="18"/>
               </w:rPr>
               <w:t>#</w:t>
@@ -3050,7 +2792,7 @@
         </w:tc>
         <w:tc>
           <w:tcPr>
-            <w:tcW w:type="dxa" w:w="3249"/>
+            <w:tcW w:type="dxa" w:w="3324"/>
             <w:shd w:val="clear" w:fill="E8F1F8"/>
           </w:tcPr>
           <w:p>
@@ -3060,7 +2802,6 @@
             <w:r>
               <w:rPr>
                 <w:b/>
-                <w:i w:val="0"/>
                 <w:sz w:val="18"/>
               </w:rPr>
               <w:t>Rozhodnutie</w:t>
@@ -3069,7 +2810,7 @@
         </w:tc>
         <w:tc>
           <w:tcPr>
-            <w:tcW w:type="dxa" w:w="3249"/>
+            <w:tcW w:type="dxa" w:w="3324"/>
             <w:shd w:val="clear" w:fill="E8F1F8"/>
           </w:tcPr>
           <w:p>
@@ -3079,7 +2820,6 @@
             <w:r>
               <w:rPr>
                 <w:b/>
-                <w:i w:val="0"/>
                 <w:sz w:val="18"/>
               </w:rPr>
               <w:t>Výsledok</w:t>
@@ -3090,7 +2830,7 @@
       <w:tr>
         <w:tc>
           <w:tcPr>
-            <w:tcW w:type="dxa" w:w="3249"/>
+            <w:tcW w:type="dxa" w:w="3324"/>
           </w:tcPr>
           <w:p>
             <w:pPr>
@@ -3099,7 +2839,6 @@
             <w:r>
               <w:rPr>
                 <w:b w:val="0"/>
-                <w:i w:val="0"/>
                 <w:sz w:val="18"/>
               </w:rPr>
               <w:t>C3</w:t>
@@ -3108,7 +2847,7 @@
         </w:tc>
         <w:tc>
           <w:tcPr>
-            <w:tcW w:type="dxa" w:w="3249"/>
+            <w:tcW w:type="dxa" w:w="3324"/>
           </w:tcPr>
           <w:p>
             <w:pPr>
@@ -3117,7 +2856,6 @@
             <w:r>
               <w:rPr>
                 <w:b w:val="0"/>
-                <w:i w:val="0"/>
                 <w:sz w:val="18"/>
               </w:rPr>
               <w:t>PLUS ako druhý rozmer, alebo ako piata kategória</w:t>
@@ -3126,7 +2864,7 @@
         </w:tc>
         <w:tc>
           <w:tcPr>
-            <w:tcW w:type="dxa" w:w="3249"/>
+            <w:tcW w:type="dxa" w:w="3324"/>
           </w:tcPr>
           <w:p>
             <w:pPr>
@@ -3135,7 +2873,6 @@
             <w:r>
               <w:rPr>
                 <w:b/>
-                <w:i w:val="0"/>
                 <w:sz w:val="18"/>
               </w:rPr>
               <w:t>druhý rozmer</w:t>
@@ -3146,7 +2883,7 @@
       <w:tr>
         <w:tc>
           <w:tcPr>
-            <w:tcW w:type="dxa" w:w="3249"/>
+            <w:tcW w:type="dxa" w:w="3324"/>
           </w:tcPr>
           <w:p>
             <w:pPr>
@@ -3155,7 +2892,6 @@
             <w:r>
               <w:rPr>
                 <w:b w:val="0"/>
-                <w:i w:val="0"/>
                 <w:sz w:val="18"/>
               </w:rPr>
               <w:t>C4</w:t>
@@ -3164,7 +2900,7 @@
         </w:tc>
         <w:tc>
           <w:tcPr>
-            <w:tcW w:type="dxa" w:w="3249"/>
+            <w:tcW w:type="dxa" w:w="3324"/>
           </w:tcPr>
           <w:p>
             <w:pPr>
@@ -3173,7 +2909,6 @@
             <w:r>
               <w:rPr>
                 <w:b w:val="0"/>
-                <w:i w:val="0"/>
                 <w:sz w:val="18"/>
               </w:rPr>
               <w:t>Limit balíka PLUS</w:t>
@@ -3182,7 +2917,7 @@
         </w:tc>
         <w:tc>
           <w:tcPr>
-            <w:tcW w:type="dxa" w:w="3249"/>
+            <w:tcW w:type="dxa" w:w="3324"/>
           </w:tcPr>
           <w:p>
             <w:pPr>
@@ -3191,7 +2926,6 @@
             <w:r>
               <w:rPr>
                 <w:b/>
-                <w:i w:val="0"/>
                 <w:sz w:val="18"/>
               </w:rPr>
               <w:t>tri dokumenty na zmapovaný objekt</w:t>
@@ -3202,7 +2936,7 @@
       <w:tr>
         <w:tc>
           <w:tcPr>
-            <w:tcW w:type="dxa" w:w="3249"/>
+            <w:tcW w:type="dxa" w:w="3324"/>
           </w:tcPr>
           <w:p>
             <w:pPr>
@@ -3211,7 +2945,6 @@
             <w:r>
               <w:rPr>
                 <w:b w:val="0"/>
-                <w:i w:val="0"/>
                 <w:sz w:val="18"/>
               </w:rPr>
               <w:t>C5</w:t>
@@ -3220,7 +2953,7 @@
         </w:tc>
         <w:tc>
           <w:tcPr>
-            <w:tcW w:type="dxa" w:w="3249"/>
+            <w:tcW w:type="dxa" w:w="3324"/>
           </w:tcPr>
           <w:p>
             <w:pPr>
@@ -3229,7 +2962,6 @@
             <w:r>
               <w:rPr>
                 <w:b w:val="0"/>
-                <w:i w:val="0"/>
                 <w:sz w:val="18"/>
               </w:rPr>
               <w:t>Rozsah balíka PLUS počas prechodného obdobia</w:t>
@@ -3238,7 +2970,7 @@
         </w:tc>
         <w:tc>
           <w:tcPr>
-            <w:tcW w:type="dxa" w:w="3249"/>
+            <w:tcW w:type="dxa" w:w="3324"/>
           </w:tcPr>
           <w:p>
             <w:pPr>
@@ -3247,7 +2979,6 @@
             <w:r>
               <w:rPr>
                 <w:b/>
-                <w:i w:val="0"/>
                 <w:sz w:val="18"/>
               </w:rPr>
               <w:t>kvóta sa použije</w:t>
@@ -3255,7 +2986,6 @@
             <w:r>
               <w:rPr>
                 <w:b w:val="0"/>
-                <w:i w:val="0"/>
                 <w:sz w:val="18"/>
               </w:rPr>
               <w:t xml:space="preserve"> (výška ešte na potvrdenie)</w:t>
@@ -3290,14 +3020,14 @@
         <w:tblLook w:firstColumn="1" w:firstRow="1" w:lastColumn="0" w:lastRow="0" w:noHBand="0" w:noVBand="1" w:val="04A0"/>
       </w:tblPr>
       <w:tblGrid>
-        <w:gridCol w:w="3249"/>
-        <w:gridCol w:w="3249"/>
-        <w:gridCol w:w="3249"/>
+        <w:gridCol w:w="3324"/>
+        <w:gridCol w:w="3324"/>
+        <w:gridCol w:w="3324"/>
       </w:tblGrid>
       <w:tr>
         <w:tc>
           <w:tcPr>
-            <w:tcW w:type="dxa" w:w="3249"/>
+            <w:tcW w:type="dxa" w:w="3324"/>
             <w:shd w:val="clear" w:fill="E8F1F8"/>
           </w:tcPr>
           <w:p>
@@ -3307,7 +3037,6 @@
             <w:r>
               <w:rPr>
                 <w:b/>
-                <w:i w:val="0"/>
                 <w:sz w:val="18"/>
               </w:rPr>
               <w:t>#</w:t>
@@ -3316,7 +3045,7 @@
         </w:tc>
         <w:tc>
           <w:tcPr>
-            <w:tcW w:type="dxa" w:w="3249"/>
+            <w:tcW w:type="dxa" w:w="3324"/>
             <w:shd w:val="clear" w:fill="E8F1F8"/>
           </w:tcPr>
           <w:p>
@@ -3326,7 +3055,6 @@
             <w:r>
               <w:rPr>
                 <w:b/>
-                <w:i w:val="0"/>
                 <w:sz w:val="18"/>
               </w:rPr>
               <w:t>Rozhodnutie</w:t>
@@ -3335,7 +3063,7 @@
         </w:tc>
         <w:tc>
           <w:tcPr>
-            <w:tcW w:type="dxa" w:w="3249"/>
+            <w:tcW w:type="dxa" w:w="3324"/>
             <w:shd w:val="clear" w:fill="E8F1F8"/>
           </w:tcPr>
           <w:p>
@@ -3345,7 +3073,6 @@
             <w:r>
               <w:rPr>
                 <w:b/>
-                <w:i w:val="0"/>
                 <w:sz w:val="18"/>
               </w:rPr>
               <w:t>Odkaz</w:t>
@@ -3356,7 +3083,7 @@
       <w:tr>
         <w:tc>
           <w:tcPr>
-            <w:tcW w:type="dxa" w:w="3249"/>
+            <w:tcW w:type="dxa" w:w="3324"/>
           </w:tcPr>
           <w:p>
             <w:pPr>
@@ -3365,7 +3092,6 @@
             <w:r>
               <w:rPr>
                 <w:b w:val="0"/>
-                <w:i w:val="0"/>
                 <w:sz w:val="18"/>
               </w:rPr>
               <w:t>C1</w:t>
@@ -3374,7 +3100,7 @@
         </w:tc>
         <w:tc>
           <w:tcPr>
-            <w:tcW w:type="dxa" w:w="3249"/>
+            <w:tcW w:type="dxa" w:w="3324"/>
           </w:tcPr>
           <w:p>
             <w:pPr>
@@ -3383,7 +3109,6 @@
             <w:r>
               <w:rPr>
                 <w:b w:val="0"/>
-                <w:i w:val="0"/>
                 <w:sz w:val="18"/>
               </w:rPr>
               <w:t>Potvrdiť termín prechodného obdobia (návrh 31. 12. 2026)</w:t>
@@ -3392,7 +3117,7 @@
         </w:tc>
         <w:tc>
           <w:tcPr>
-            <w:tcW w:type="dxa" w:w="3249"/>
+            <w:tcW w:type="dxa" w:w="3324"/>
           </w:tcPr>
           <w:p>
             <w:pPr>
@@ -3401,7 +3126,6 @@
             <w:r>
               <w:rPr>
                 <w:b w:val="0"/>
-                <w:i w:val="0"/>
                 <w:sz w:val="18"/>
               </w:rPr>
               <w:t>A.3</w:t>
@@ -3412,7 +3136,7 @@
       <w:tr>
         <w:tc>
           <w:tcPr>
-            <w:tcW w:type="dxa" w:w="3249"/>
+            <w:tcW w:type="dxa" w:w="3324"/>
           </w:tcPr>
           <w:p>
             <w:pPr>
@@ -3421,7 +3145,6 @@
             <w:r>
               <w:rPr>
                 <w:b w:val="0"/>
-                <w:i w:val="0"/>
                 <w:sz w:val="18"/>
               </w:rPr>
               <w:t>C2</w:t>
@@ -3430,7 +3153,7 @@
         </w:tc>
         <w:tc>
           <w:tcPr>
-            <w:tcW w:type="dxa" w:w="3249"/>
+            <w:tcW w:type="dxa" w:w="3324"/>
           </w:tcPr>
           <w:p>
             <w:pPr>
@@ -3439,7 +3162,6 @@
             <w:r>
               <w:rPr>
                 <w:b w:val="0"/>
-                <w:i w:val="0"/>
                 <w:sz w:val="18"/>
               </w:rPr>
               <w:t>Potvrdiť cenník 50 / 100 / 250 / 500 € a doplniť, či je s DPH</w:t>
@@ -3448,7 +3170,7 @@
         </w:tc>
         <w:tc>
           <w:tcPr>
-            <w:tcW w:type="dxa" w:w="3249"/>
+            <w:tcW w:type="dxa" w:w="3324"/>
           </w:tcPr>
           <w:p>
             <w:pPr>
@@ -3457,7 +3179,6 @@
             <w:r>
               <w:rPr>
                 <w:b w:val="0"/>
-                <w:i w:val="0"/>
                 <w:sz w:val="18"/>
               </w:rPr>
               <w:t>A.4</w:t>
@@ -3468,7 +3189,7 @@
       <w:tr>
         <w:tc>
           <w:tcPr>
-            <w:tcW w:type="dxa" w:w="3249"/>
+            <w:tcW w:type="dxa" w:w="3324"/>
           </w:tcPr>
           <w:p>
             <w:pPr>
@@ -3477,7 +3198,6 @@
             <w:r>
               <w:rPr>
                 <w:b w:val="0"/>
-                <w:i w:val="0"/>
                 <w:sz w:val="18"/>
               </w:rPr>
               <w:t>C5b</w:t>
@@ -3486,7 +3206,7 @@
         </w:tc>
         <w:tc>
           <w:tcPr>
-            <w:tcW w:type="dxa" w:w="3249"/>
+            <w:tcW w:type="dxa" w:w="3324"/>
           </w:tcPr>
           <w:p>
             <w:pPr>
@@ -3495,7 +3215,6 @@
             <w:r>
               <w:rPr>
                 <w:b w:val="0"/>
-                <w:i w:val="0"/>
                 <w:sz w:val="18"/>
               </w:rPr>
               <w:t>Potvrdiť výšku kvóty PLUS počas prechodného obdobia (návrh 5 dokumentov)</w:t>
@@ -3504,7 +3223,7 @@
         </w:tc>
         <w:tc>
           <w:tcPr>
-            <w:tcW w:type="dxa" w:w="3249"/>
+            <w:tcW w:type="dxa" w:w="3324"/>
           </w:tcPr>
           <w:p>
             <w:pPr>
@@ -3513,7 +3232,6 @@
             <w:r>
               <w:rPr>
                 <w:b w:val="0"/>
-                <w:i w:val="0"/>
                 <w:sz w:val="18"/>
               </w:rPr>
               <w:t>A.5</w:t>
@@ -3524,7 +3242,7 @@
       <w:tr>
         <w:tc>
           <w:tcPr>
-            <w:tcW w:type="dxa" w:w="3249"/>
+            <w:tcW w:type="dxa" w:w="3324"/>
           </w:tcPr>
           <w:p>
             <w:pPr>
@@ -3533,7 +3251,6 @@
             <w:r>
               <w:rPr>
                 <w:b w:val="0"/>
-                <w:i w:val="0"/>
                 <w:sz w:val="18"/>
               </w:rPr>
               <w:t>C6</w:t>
@@ -3542,7 +3259,7 @@
         </w:tc>
         <w:tc>
           <w:tcPr>
-            <w:tcW w:type="dxa" w:w="3249"/>
+            <w:tcW w:type="dxa" w:w="3324"/>
           </w:tcPr>
           <w:p>
             <w:pPr>
@@ -3551,7 +3268,6 @@
             <w:r>
               <w:rPr>
                 <w:b w:val="0"/>
-                <w:i w:val="0"/>
                 <w:sz w:val="18"/>
               </w:rPr>
               <w:t>Zmerať náklad na spracovanie jedného skenu</w:t>
@@ -3560,7 +3276,7 @@
         </w:tc>
         <w:tc>
           <w:tcPr>
-            <w:tcW w:type="dxa" w:w="3249"/>
+            <w:tcW w:type="dxa" w:w="3324"/>
           </w:tcPr>
           <w:p>
             <w:pPr>
@@ -3569,7 +3285,6 @@
             <w:r>
               <w:rPr>
                 <w:b w:val="0"/>
-                <w:i w:val="0"/>
                 <w:sz w:val="18"/>
               </w:rPr>
               <w:t>B.1</w:t>
@@ -3580,7 +3295,7 @@
       <w:tr>
         <w:tc>
           <w:tcPr>
-            <w:tcW w:type="dxa" w:w="3249"/>
+            <w:tcW w:type="dxa" w:w="3324"/>
           </w:tcPr>
           <w:p>
             <w:pPr>
@@ -3589,7 +3304,6 @@
             <w:r>
               <w:rPr>
                 <w:b w:val="0"/>
-                <w:i w:val="0"/>
                 <w:sz w:val="18"/>
               </w:rPr>
               <w:t>C16</w:t>
@@ -3598,7 +3312,7 @@
         </w:tc>
         <w:tc>
           <w:tcPr>
-            <w:tcW w:type="dxa" w:w="3249"/>
+            <w:tcW w:type="dxa" w:w="3324"/>
           </w:tcPr>
           <w:p>
             <w:pPr>
@@ -3607,7 +3321,6 @@
             <w:r>
               <w:rPr>
                 <w:b w:val="0"/>
-                <w:i w:val="0"/>
                 <w:sz w:val="18"/>
               </w:rPr>
               <w:t>Potvrdiť cloud namiesto vlastného servera (návrh: cloud, región EU)</w:t>
@@ -3616,7 +3329,7 @@
         </w:tc>
         <w:tc>
           <w:tcPr>
-            <w:tcW w:type="dxa" w:w="3249"/>
+            <w:tcW w:type="dxa" w:w="3324"/>
           </w:tcPr>
           <w:p>
             <w:pPr>
@@ -3625,7 +3338,6 @@
             <w:r>
               <w:rPr>
                 <w:b w:val="0"/>
-                <w:i w:val="0"/>
                 <w:sz w:val="18"/>
               </w:rPr>
               <w:t>D.2</w:t>
@@ -3636,7 +3348,7 @@
       <w:tr>
         <w:tc>
           <w:tcPr>
-            <w:tcW w:type="dxa" w:w="3249"/>
+            <w:tcW w:type="dxa" w:w="3324"/>
           </w:tcPr>
           <w:p>
             <w:pPr>
@@ -3645,7 +3357,6 @@
             <w:r>
               <w:rPr>
                 <w:b w:val="0"/>
-                <w:i w:val="0"/>
                 <w:sz w:val="18"/>
               </w:rPr>
               <w:t>C7</w:t>
@@ -3654,7 +3365,7 @@
         </w:tc>
         <w:tc>
           <w:tcPr>
-            <w:tcW w:type="dxa" w:w="3249"/>
+            <w:tcW w:type="dxa" w:w="3324"/>
           </w:tcPr>
           <w:p>
             <w:pPr>
@@ -3663,7 +3374,6 @@
             <w:r>
               <w:rPr>
                 <w:b w:val="0"/>
-                <w:i w:val="0"/>
                 <w:sz w:val="18"/>
               </w:rPr>
               <w:t>Atrapy AI a exportov v UI — skryť alebo prerobiť na „pripravujeme"</w:t>
@@ -3672,7 +3382,7 @@
         </w:tc>
         <w:tc>
           <w:tcPr>
-            <w:tcW w:type="dxa" w:w="3249"/>
+            <w:tcW w:type="dxa" w:w="3324"/>
           </w:tcPr>
           <w:p>
             <w:pPr>
@@ -3681,7 +3391,6 @@
             <w:r>
               <w:rPr>
                 <w:b w:val="0"/>
-                <w:i w:val="0"/>
                 <w:sz w:val="18"/>
               </w:rPr>
               <w:t>B.2</w:t>
@@ -3692,7 +3401,7 @@
       <w:tr>
         <w:tc>
           <w:tcPr>
-            <w:tcW w:type="dxa" w:w="3249"/>
+            <w:tcW w:type="dxa" w:w="3324"/>
           </w:tcPr>
           <w:p>
             <w:pPr>
@@ -3701,7 +3410,6 @@
             <w:r>
               <w:rPr>
                 <w:b w:val="0"/>
-                <w:i w:val="0"/>
                 <w:sz w:val="18"/>
               </w:rPr>
               <w:t>C8</w:t>
@@ -3710,7 +3418,7 @@
         </w:tc>
         <w:tc>
           <w:tcPr>
-            <w:tcW w:type="dxa" w:w="3249"/>
+            <w:tcW w:type="dxa" w:w="3324"/>
           </w:tcPr>
           <w:p>
             <w:pPr>
@@ -3719,7 +3427,6 @@
             <w:r>
               <w:rPr>
                 <w:b w:val="0"/>
-                <w:i w:val="0"/>
                 <w:sz w:val="18"/>
               </w:rPr>
               <w:t>Vyžadovať e-mail na vstupe alebo pred výsledkom (návrh: pred výsledkom)</w:t>
@@ -3728,7 +3435,7 @@
         </w:tc>
         <w:tc>
           <w:tcPr>
-            <w:tcW w:type="dxa" w:w="3249"/>
+            <w:tcW w:type="dxa" w:w="3324"/>
           </w:tcPr>
           <w:p>
             <w:pPr>
@@ -3737,7 +3444,6 @@
             <w:r>
               <w:rPr>
                 <w:b w:val="0"/>
-                <w:i w:val="0"/>
                 <w:sz w:val="18"/>
               </w:rPr>
               <w:t>B.3</w:t>
@@ -3748,7 +3454,7 @@
       <w:tr>
         <w:tc>
           <w:tcPr>
-            <w:tcW w:type="dxa" w:w="3249"/>
+            <w:tcW w:type="dxa" w:w="3324"/>
           </w:tcPr>
           <w:p>
             <w:pPr>
@@ -3757,7 +3463,6 @@
             <w:r>
               <w:rPr>
                 <w:b w:val="0"/>
-                <w:i w:val="0"/>
                 <w:sz w:val="18"/>
               </w:rPr>
               <w:t>C9</w:t>
@@ -3766,7 +3471,7 @@
         </w:tc>
         <w:tc>
           <w:tcPr>
-            <w:tcW w:type="dxa" w:w="3249"/>
+            <w:tcW w:type="dxa" w:w="3324"/>
           </w:tcPr>
           <w:p>
             <w:pPr>
@@ -3775,7 +3480,6 @@
             <w:r>
               <w:rPr>
                 <w:b w:val="0"/>
-                <w:i w:val="0"/>
                 <w:sz w:val="18"/>
               </w:rPr>
               <w:t>Získať písomné potvrdenie od župy</w:t>
@@ -3784,7 +3488,7 @@
         </w:tc>
         <w:tc>
           <w:tcPr>
-            <w:tcW w:type="dxa" w:w="3249"/>
+            <w:tcW w:type="dxa" w:w="3324"/>
           </w:tcPr>
           <w:p>
             <w:pPr>
@@ -3793,7 +3497,6 @@
             <w:r>
               <w:rPr>
                 <w:b w:val="0"/>
-                <w:i w:val="0"/>
                 <w:sz w:val="18"/>
               </w:rPr>
               <w:t>B.4</w:t>
@@ -3804,7 +3507,7 @@
       <w:tr>
         <w:tc>
           <w:tcPr>
-            <w:tcW w:type="dxa" w:w="3249"/>
+            <w:tcW w:type="dxa" w:w="3324"/>
           </w:tcPr>
           <w:p>
             <w:pPr>
@@ -3813,7 +3516,6 @@
             <w:r>
               <w:rPr>
                 <w:b w:val="0"/>
-                <w:i w:val="0"/>
                 <w:sz w:val="18"/>
               </w:rPr>
               <w:t>C10</w:t>
@@ -3822,7 +3524,7 @@
         </w:tc>
         <w:tc>
           <w:tcPr>
-            <w:tcW w:type="dxa" w:w="3249"/>
+            <w:tcW w:type="dxa" w:w="3324"/>
           </w:tcPr>
           <w:p>
             <w:pPr>
@@ -3831,7 +3533,6 @@
             <w:r>
               <w:rPr>
                 <w:b w:val="0"/>
-                <w:i w:val="0"/>
                 <w:sz w:val="18"/>
               </w:rPr>
               <w:t>Znenie cenových otázok v dotazníku</w:t>
@@ -3840,7 +3541,7 @@
         </w:tc>
         <w:tc>
           <w:tcPr>
-            <w:tcW w:type="dxa" w:w="3249"/>
+            <w:tcW w:type="dxa" w:w="3324"/>
           </w:tcPr>
           <w:p>
             <w:pPr>
@@ -3849,7 +3550,6 @@
             <w:r>
               <w:rPr>
                 <w:b w:val="0"/>
-                <w:i w:val="0"/>
                 <w:sz w:val="18"/>
               </w:rPr>
               <w:t>A.9</w:t>
@@ -3884,14 +3584,14 @@
         <w:tblLook w:firstColumn="1" w:firstRow="1" w:lastColumn="0" w:lastRow="0" w:noHBand="0" w:noVBand="1" w:val="04A0"/>
       </w:tblPr>
       <w:tblGrid>
-        <w:gridCol w:w="3249"/>
-        <w:gridCol w:w="3249"/>
-        <w:gridCol w:w="3249"/>
+        <w:gridCol w:w="3324"/>
+        <w:gridCol w:w="3324"/>
+        <w:gridCol w:w="3324"/>
       </w:tblGrid>
       <w:tr>
         <w:tc>
           <w:tcPr>
-            <w:tcW w:type="dxa" w:w="3249"/>
+            <w:tcW w:type="dxa" w:w="3324"/>
             <w:shd w:val="clear" w:fill="E8F1F8"/>
           </w:tcPr>
           <w:p>
@@ -3901,7 +3601,6 @@
             <w:r>
               <w:rPr>
                 <w:b/>
-                <w:i w:val="0"/>
                 <w:sz w:val="18"/>
               </w:rPr>
               <w:t>#</w:t>
@@ -3910,7 +3609,7 @@
         </w:tc>
         <w:tc>
           <w:tcPr>
-            <w:tcW w:type="dxa" w:w="3249"/>
+            <w:tcW w:type="dxa" w:w="3324"/>
             <w:shd w:val="clear" w:fill="E8F1F8"/>
           </w:tcPr>
           <w:p>
@@ -3920,7 +3619,6 @@
             <w:r>
               <w:rPr>
                 <w:b/>
-                <w:i w:val="0"/>
                 <w:sz w:val="18"/>
               </w:rPr>
               <w:t>Rozhodnutie</w:t>
@@ -3929,7 +3627,7 @@
         </w:tc>
         <w:tc>
           <w:tcPr>
-            <w:tcW w:type="dxa" w:w="3249"/>
+            <w:tcW w:type="dxa" w:w="3324"/>
             <w:shd w:val="clear" w:fill="E8F1F8"/>
           </w:tcPr>
           <w:p>
@@ -3939,7 +3637,6 @@
             <w:r>
               <w:rPr>
                 <w:b/>
-                <w:i w:val="0"/>
                 <w:sz w:val="18"/>
               </w:rPr>
               <w:t>Odkaz</w:t>
@@ -3950,7 +3647,7 @@
       <w:tr>
         <w:tc>
           <w:tcPr>
-            <w:tcW w:type="dxa" w:w="3249"/>
+            <w:tcW w:type="dxa" w:w="3324"/>
           </w:tcPr>
           <w:p>
             <w:pPr>
@@ -3959,7 +3656,6 @@
             <w:r>
               <w:rPr>
                 <w:b w:val="0"/>
-                <w:i w:val="0"/>
                 <w:sz w:val="18"/>
               </w:rPr>
               <w:t>C11</w:t>
@@ -3968,7 +3664,7 @@
         </w:tc>
         <w:tc>
           <w:tcPr>
-            <w:tcW w:type="dxa" w:w="3249"/>
+            <w:tcW w:type="dxa" w:w="3324"/>
           </w:tcPr>
           <w:p>
             <w:pPr>
@@ -3977,7 +3673,6 @@
             <w:r>
               <w:rPr>
                 <w:b w:val="0"/>
-                <w:i w:val="0"/>
                 <w:sz w:val="18"/>
               </w:rPr>
               <w:t>Kto a ako fakturuje; automatizovaná alebo ručná fakturácia</w:t>
@@ -3986,7 +3681,7 @@
         </w:tc>
         <w:tc>
           <w:tcPr>
-            <w:tcW w:type="dxa" w:w="3249"/>
+            <w:tcW w:type="dxa" w:w="3324"/>
           </w:tcPr>
           <w:p>
             <w:pPr>
@@ -3995,7 +3690,6 @@
             <w:r>
               <w:rPr>
                 <w:b w:val="0"/>
-                <w:i w:val="0"/>
                 <w:sz w:val="18"/>
               </w:rPr>
               <w:t>B.6</w:t>
@@ -4006,7 +3700,7 @@
       <w:tr>
         <w:tc>
           <w:tcPr>
-            <w:tcW w:type="dxa" w:w="3249"/>
+            <w:tcW w:type="dxa" w:w="3324"/>
           </w:tcPr>
           <w:p>
             <w:pPr>
@@ -4015,7 +3709,6 @@
             <w:r>
               <w:rPr>
                 <w:b w:val="0"/>
-                <w:i w:val="0"/>
                 <w:sz w:val="18"/>
               </w:rPr>
               <w:t>C12</w:t>
@@ -4024,7 +3717,7 @@
         </w:tc>
         <w:tc>
           <w:tcPr>
-            <w:tcW w:type="dxa" w:w="3249"/>
+            <w:tcW w:type="dxa" w:w="3324"/>
           </w:tcPr>
           <w:p>
             <w:pPr>
@@ -4033,7 +3726,6 @@
             <w:r>
               <w:rPr>
                 <w:b w:val="0"/>
-                <w:i w:val="0"/>
                 <w:sz w:val="18"/>
               </w:rPr>
               <w:t>Success fee áno/nie, a kedy</w:t>
@@ -4042,7 +3734,7 @@
         </w:tc>
         <w:tc>
           <w:tcPr>
-            <w:tcW w:type="dxa" w:w="3249"/>
+            <w:tcW w:type="dxa" w:w="3324"/>
           </w:tcPr>
           <w:p>
             <w:pPr>
@@ -4051,7 +3743,6 @@
             <w:r>
               <w:rPr>
                 <w:b w:val="0"/>
-                <w:i w:val="0"/>
                 <w:sz w:val="18"/>
               </w:rPr>
               <w:t>B.7</w:t>
@@ -4062,7 +3753,7 @@
       <w:tr>
         <w:tc>
           <w:tcPr>
-            <w:tcW w:type="dxa" w:w="3249"/>
+            <w:tcW w:type="dxa" w:w="3324"/>
           </w:tcPr>
           <w:p>
             <w:pPr>
@@ -4071,7 +3762,6 @@
             <w:r>
               <w:rPr>
                 <w:b w:val="0"/>
-                <w:i w:val="0"/>
                 <w:sz w:val="18"/>
               </w:rPr>
               <w:t>C13</w:t>
@@ -4080,7 +3770,7 @@
         </w:tc>
         <w:tc>
           <w:tcPr>
-            <w:tcW w:type="dxa" w:w="3249"/>
+            <w:tcW w:type="dxa" w:w="3324"/>
           </w:tcPr>
           <w:p>
             <w:pPr>
@@ -4089,7 +3779,6 @@
             <w:r>
               <w:rPr>
                 <w:b w:val="0"/>
-                <w:i w:val="0"/>
                 <w:sz w:val="18"/>
               </w:rPr>
               <w:t>Pravidlo pre verzie pravidiel v platenej verzii</w:t>
@@ -4098,7 +3787,7 @@
         </w:tc>
         <w:tc>
           <w:tcPr>
-            <w:tcW w:type="dxa" w:w="3249"/>
+            <w:tcW w:type="dxa" w:w="3324"/>
           </w:tcPr>
           <w:p>
             <w:pPr>
@@ -4107,7 +3796,6 @@
             <w:r>
               <w:rPr>
                 <w:b w:val="0"/>
-                <w:i w:val="0"/>
                 <w:sz w:val="18"/>
               </w:rPr>
               <w:t>B.8</w:t>
@@ -4118,7 +3806,7 @@
       <w:tr>
         <w:tc>
           <w:tcPr>
-            <w:tcW w:type="dxa" w:w="3249"/>
+            <w:tcW w:type="dxa" w:w="3324"/>
           </w:tcPr>
           <w:p>
             <w:pPr>
@@ -4127,7 +3815,6 @@
             <w:r>
               <w:rPr>
                 <w:b w:val="0"/>
-                <w:i w:val="0"/>
                 <w:sz w:val="18"/>
               </w:rPr>
               <w:t>C14</w:t>
@@ -4136,7 +3823,7 @@
         </w:tc>
         <w:tc>
           <w:tcPr>
-            <w:tcW w:type="dxa" w:w="3249"/>
+            <w:tcW w:type="dxa" w:w="3324"/>
           </w:tcPr>
           <w:p>
             <w:pPr>
@@ -4145,7 +3832,6 @@
             <w:r>
               <w:rPr>
                 <w:b w:val="0"/>
-                <w:i w:val="0"/>
                 <w:sz w:val="18"/>
               </w:rPr>
               <w:t>Rozsah tréningového režimu a formulára záujmu mimo ŽSK</w:t>
@@ -4154,7 +3840,7 @@
         </w:tc>
         <w:tc>
           <w:tcPr>
-            <w:tcW w:type="dxa" w:w="3249"/>
+            <w:tcW w:type="dxa" w:w="3324"/>
           </w:tcPr>
           <w:p>
             <w:pPr>
@@ -4163,7 +3849,6 @@
             <w:r>
               <w:rPr>
                 <w:b w:val="0"/>
-                <w:i w:val="0"/>
                 <w:sz w:val="18"/>
               </w:rPr>
               <w:t>B.9</w:t>
@@ -4174,7 +3859,7 @@
       <w:tr>
         <w:tc>
           <w:tcPr>
-            <w:tcW w:type="dxa" w:w="3249"/>
+            <w:tcW w:type="dxa" w:w="3324"/>
           </w:tcPr>
           <w:p>
             <w:pPr>
@@ -4183,7 +3868,6 @@
             <w:r>
               <w:rPr>
                 <w:b w:val="0"/>
-                <w:i w:val="0"/>
                 <w:sz w:val="18"/>
               </w:rPr>
               <w:t>C15</w:t>
@@ -4192,7 +3876,7 @@
         </w:tc>
         <w:tc>
           <w:tcPr>
-            <w:tcW w:type="dxa" w:w="3249"/>
+            <w:tcW w:type="dxa" w:w="3324"/>
           </w:tcPr>
           <w:p>
             <w:pPr>
@@ -4201,7 +3885,6 @@
             <w:r>
               <w:rPr>
                 <w:b w:val="0"/>
-                <w:i w:val="0"/>
                 <w:sz w:val="18"/>
               </w:rPr>
               <w:t>Kedy a ako zmapovať budovy kraja ako referenciu</w:t>
@@ -4210,7 +3893,7 @@
         </w:tc>
         <w:tc>
           <w:tcPr>
-            <w:tcW w:type="dxa" w:w="3249"/>
+            <w:tcW w:type="dxa" w:w="3324"/>
           </w:tcPr>
           <w:p>
             <w:pPr>
@@ -4219,7 +3902,6 @@
             <w:r>
               <w:rPr>
                 <w:b w:val="0"/>
-                <w:i w:val="0"/>
                 <w:sz w:val="18"/>
               </w:rPr>
               <w:t>B.5</w:t>
@@ -4230,7 +3912,7 @@
       <w:tr>
         <w:tc>
           <w:tcPr>
-            <w:tcW w:type="dxa" w:w="3249"/>
+            <w:tcW w:type="dxa" w:w="3324"/>
           </w:tcPr>
           <w:p>
             <w:pPr>
@@ -4239,7 +3921,6 @@
             <w:r>
               <w:rPr>
                 <w:b w:val="0"/>
-                <w:i w:val="0"/>
                 <w:sz w:val="18"/>
               </w:rPr>
               <w:t>C17</w:t>
@@ -4248,7 +3929,7 @@
         </w:tc>
         <w:tc>
           <w:tcPr>
-            <w:tcW w:type="dxa" w:w="3249"/>
+            <w:tcW w:type="dxa" w:w="3324"/>
           </w:tcPr>
           <w:p>
             <w:pPr>
@@ -4257,7 +3938,6 @@
             <w:r>
               <w:rPr>
                 <w:b w:val="0"/>
-                <w:i w:val="0"/>
                 <w:sz w:val="18"/>
               </w:rPr>
               <w:t>Výber konkrétnych služieb — databáza, prihlásenie, úložisko, e-maily</w:t>
@@ -4266,7 +3946,7 @@
         </w:tc>
         <w:tc>
           <w:tcPr>
-            <w:tcW w:type="dxa" w:w="3249"/>
+            <w:tcW w:type="dxa" w:w="3324"/>
           </w:tcPr>
           <w:p>
             <w:pPr>
@@ -4275,7 +3955,6 @@
             <w:r>
               <w:rPr>
                 <w:b w:val="0"/>
-                <w:i w:val="0"/>
                 <w:sz w:val="18"/>
               </w:rPr>
               <w:t>D.3</w:t>
@@ -4286,7 +3965,7 @@
       <w:tr>
         <w:tc>
           <w:tcPr>
-            <w:tcW w:type="dxa" w:w="3249"/>
+            <w:tcW w:type="dxa" w:w="3324"/>
           </w:tcPr>
           <w:p>
             <w:pPr>
@@ -4295,7 +3974,6 @@
             <w:r>
               <w:rPr>
                 <w:b w:val="0"/>
-                <w:i w:val="0"/>
                 <w:sz w:val="18"/>
               </w:rPr>
               <w:t>C18</w:t>
@@ -4304,7 +3982,7 @@
         </w:tc>
         <w:tc>
           <w:tcPr>
-            <w:tcW w:type="dxa" w:w="3249"/>
+            <w:tcW w:type="dxa" w:w="3324"/>
           </w:tcPr>
           <w:p>
             <w:pPr>
@@ -4313,7 +3991,6 @@
             <w:r>
               <w:rPr>
                 <w:b w:val="0"/>
-                <w:i w:val="0"/>
                 <w:sz w:val="18"/>
               </w:rPr>
               <w:t>VOP a aktualizované zásady ochrany osobných údajov</w:t>
@@ -4322,7 +3999,7 @@
         </w:tc>
         <w:tc>
           <w:tcPr>
-            <w:tcW w:type="dxa" w:w="3249"/>
+            <w:tcW w:type="dxa" w:w="3324"/>
           </w:tcPr>
           <w:p>
             <w:pPr>
@@ -4331,7 +4008,6 @@
             <w:r>
               <w:rPr>
                 <w:b w:val="0"/>
-                <w:i w:val="0"/>
                 <w:sz w:val="18"/>
               </w:rPr>
               <w:t>D.7</w:t>
@@ -4342,7 +4018,7 @@
       <w:tr>
         <w:tc>
           <w:tcPr>
-            <w:tcW w:type="dxa" w:w="3249"/>
+            <w:tcW w:type="dxa" w:w="3324"/>
           </w:tcPr>
           <w:p>
             <w:pPr>
@@ -4351,7 +4027,6 @@
             <w:r>
               <w:rPr>
                 <w:b w:val="0"/>
-                <w:i w:val="0"/>
                 <w:sz w:val="18"/>
               </w:rPr>
               <w:t>C19</w:t>
@@ -4360,7 +4035,7 @@
         </w:tc>
         <w:tc>
           <w:tcPr>
-            <w:tcW w:type="dxa" w:w="3249"/>
+            <w:tcW w:type="dxa" w:w="3324"/>
           </w:tcPr>
           <w:p>
             <w:pPr>
@@ -4369,7 +4044,6 @@
             <w:r>
               <w:rPr>
                 <w:b w:val="0"/>
-                <w:i w:val="0"/>
                 <w:sz w:val="18"/>
               </w:rPr>
               <w:t>Kto rieši podporu používateľov a na akej adrese</w:t>
@@ -4378,7 +4052,7 @@
         </w:tc>
         <w:tc>
           <w:tcPr>
-            <w:tcW w:type="dxa" w:w="3249"/>
+            <w:tcW w:type="dxa" w:w="3324"/>
           </w:tcPr>
           <w:p>
             <w:pPr>
@@ -4387,7 +4061,6 @@
             <w:r>
               <w:rPr>
                 <w:b w:val="0"/>
-                <w:i w:val="0"/>
                 <w:sz w:val="18"/>
               </w:rPr>
               <w:t>D.5, D.7</w:t>
@@ -4418,7 +4091,7 @@
         <w:rPr>
           <w:b/>
           <w:color w:val="144A70"/>
-          <w:sz w:val="30"/>
+          <w:sz w:val="29"/>
         </w:rPr>
         <w:t>D. Infraštruktúra a čo treba pripraviť</w:t>
       </w:r>
@@ -4427,7 +4100,6 @@
       <w:r>
         <w:rPr>
           <w:b w:val="0"/>
-          <w:i w:val="0"/>
         </w:rPr>
         <w:t>Toto je najpodceňovanejšia časť rozhodnutia. Platba od 1. 1. 2027 znamená, že do konca roka musí existovať niečo, čo dnes neexistuje vôbec.</w:t>
       </w:r>
@@ -4450,7 +4122,6 @@
       <w:r>
         <w:rPr>
           <w:b w:val="0"/>
-          <w:i w:val="0"/>
         </w:rPr>
         <w:t xml:space="preserve">Relácie sú v </w:t>
       </w:r>
@@ -4465,7 +4136,6 @@
       <w:r>
         <w:rPr>
           <w:b w:val="0"/>
-          <w:i w:val="0"/>
         </w:rPr>
         <w:t xml:space="preserve"> prehliadača, fotografie v IndexedDB (</w:t>
       </w:r>
@@ -4480,7 +4150,6 @@
       <w:r>
         <w:rPr>
           <w:b w:val="0"/>
-          <w:i w:val="0"/>
         </w:rPr>
         <w:t xml:space="preserve">, databáza </w:t>
       </w:r>
@@ -4495,21 +4164,18 @@
       <w:r>
         <w:rPr>
           <w:b w:val="0"/>
-          <w:i w:val="0"/>
         </w:rPr>
         <w:t xml:space="preserve">). </w:t>
       </w:r>
       <w:r>
         <w:rPr>
           <w:b/>
-          <w:i w:val="0"/>
         </w:rPr>
         <w:t>Server o dátach používateľa nevie nič — a žiadna databáza neexistuje.</w:t>
       </w:r>
       <w:r>
         <w:rPr>
           <w:b w:val="0"/>
-          <w:i w:val="0"/>
         </w:rPr>
         <w:t xml:space="preserve"> Jediné serverové časti sú tri bezstavové funkcie na Verceli: </w:t>
       </w:r>
@@ -4524,7 +4190,6 @@
       <w:r>
         <w:rPr>
           <w:b w:val="0"/>
-          <w:i w:val="0"/>
         </w:rPr>
         <w:t xml:space="preserve"> (most do Google Sheetu), </w:t>
       </w:r>
@@ -4539,7 +4204,6 @@
       <w:r>
         <w:rPr>
           <w:b w:val="0"/>
-          <w:i w:val="0"/>
         </w:rPr>
         <w:t xml:space="preserve"> a </w:t>
       </w:r>
@@ -4554,7 +4218,6 @@
       <w:r>
         <w:rPr>
           <w:b w:val="0"/>
-          <w:i w:val="0"/>
         </w:rPr>
         <w:t xml:space="preserve">. Nasadenie beží pod </w:t>
       </w:r>
@@ -4569,7 +4232,6 @@
       <w:r>
         <w:rPr>
           <w:b w:val="0"/>
-          <w:i w:val="0"/>
         </w:rPr>
         <w:t xml:space="preserve"> cez reverse proxy (</w:t>
       </w:r>
@@ -4584,7 +4246,6 @@
       <w:r>
         <w:rPr>
           <w:b w:val="0"/>
-          <w:i w:val="0"/>
         </w:rPr>
         <w:t>).</w:t>
       </w:r>
@@ -4593,21 +4254,18 @@
       <w:r>
         <w:rPr>
           <w:b w:val="0"/>
-          <w:i w:val="0"/>
         </w:rPr>
         <w:t xml:space="preserve">Dôsledok, ktorý treba povedať nahlas: dnes </w:t>
       </w:r>
       <w:r>
         <w:rPr>
           <w:b/>
-          <w:i w:val="0"/>
         </w:rPr>
         <w:t>nemáme čo zamykať ani zálohovať</w:t>
       </w:r>
       <w:r>
         <w:rPr>
           <w:b w:val="0"/>
-          <w:i w:val="0"/>
         </w:rPr>
         <w:t>. Režim „len na čítanie" z A.8 aj limit balíka PLUS z A.5 predpokladajú, že dáta a počítadlá sú na našej strane.</w:t>
       </w:r>
@@ -4630,7 +4288,6 @@
       <w:r>
         <w:rPr>
           <w:b/>
-          <w:i w:val="0"/>
         </w:rPr>
         <w:t>Odporúčanie: cloud, a vlastný server neriešiť [návrh].</w:t>
       </w:r>
@@ -4639,7 +4296,6 @@
       <w:r>
         <w:rPr>
           <w:b w:val="0"/>
-          <w:i w:val="0"/>
         </w:rPr>
         <w:t>Vlastný server by znamenal, že niekto v INOVII aktualizuje operačný systém, obnovuje certifikáty, sleduje výpadky, robí zálohy a skúša ich obnovu. Pri jednom vývojárovi na čiastočný úväzok je to práca, ktorá zožerie kapacitu určenú na samotný nástroj. Objem dát je pritom malý — rádovo stovky obcí, tisíce objektov a fotografie.</w:t>
       </w:r>
@@ -4648,7 +4304,6 @@
       <w:r>
         <w:rPr>
           <w:b w:val="0"/>
-          <w:i w:val="0"/>
         </w:rPr>
         <w:t>Dve podmienky, ktoré z toho robím:</w:t>
       </w:r>
@@ -4657,35 +4312,30 @@
       <w:r>
         <w:rPr>
           <w:b w:val="0"/>
-          <w:i w:val="0"/>
         </w:rPr>
         <w:t xml:space="preserve">1. </w:t>
       </w:r>
       <w:r>
         <w:rPr>
           <w:b/>
-          <w:i w:val="0"/>
         </w:rPr>
         <w:t>Región EU.</w:t>
       </w:r>
       <w:r>
         <w:rPr>
           <w:b w:val="0"/>
-          <w:i w:val="0"/>
         </w:rPr>
         <w:t xml:space="preserve"> Databáza aj úložisko musia byť v Európskej únii a poskytovateľ musí byť menovaný v zásadách ochrany osobných údajov. Toto sa obce aj kraj budú pýtať. 2. </w:t>
       </w:r>
       <w:r>
         <w:rPr>
           <w:b/>
-          <w:i w:val="0"/>
         </w:rPr>
         <w:t>Žiadne uzamknutie na dodávateľa.</w:t>
       </w:r>
       <w:r>
         <w:rPr>
           <w:b w:val="0"/>
-          <w:i w:val="0"/>
         </w:rPr>
         <w:t xml:space="preserve"> Držať sa obyčajného PostgreSQL a S3-kompatibilného úložiska, bez proprietárnych vychytávok. Ak by raz kraj vyžadoval prevádzku u seba, presun má byť sťahovanie, nie prepisovanie.</w:t>
       </w:r>
@@ -4694,21 +4344,18 @@
       <w:r>
         <w:rPr>
           <w:b w:val="0"/>
-          <w:i w:val="0"/>
         </w:rPr>
         <w:t xml:space="preserve">Náklad na tento objem je pri bežných službách rádovo jednotky až nižšie desiatky eur mesačne — </w:t>
       </w:r>
       <w:r>
         <w:rPr>
           <w:b/>
-          <w:i w:val="0"/>
         </w:rPr>
         <w:t>presné sumy si treba vytiahnuť z aktuálnych cenníkov [zmerať]</w:t>
       </w:r>
       <w:r>
         <w:rPr>
           <w:b w:val="0"/>
-          <w:i w:val="0"/>
         </w:rPr>
         <w:t>, menia sa a nechcem ich odhadovať. Pri výnose z B.11 to nie je zanedbateľná položka a patrí do kalkulácie skôr než do prezentácie.</w:t>
       </w:r>
@@ -4731,7 +4378,6 @@
       <w:r>
         <w:rPr>
           <w:b w:val="0"/>
-          <w:i w:val="0"/>
         </w:rPr>
         <w:t>Databáza je len jedna zo siedmich vecí. Zvyšok sa zvykne objaviť až v decembri.</w:t>
       </w:r>
@@ -4743,14 +4389,14 @@
         <w:tblLook w:firstColumn="1" w:firstRow="1" w:lastColumn="0" w:lastRow="0" w:noHBand="0" w:noVBand="1" w:val="04A0"/>
       </w:tblPr>
       <w:tblGrid>
-        <w:gridCol w:w="3249"/>
-        <w:gridCol w:w="3249"/>
-        <w:gridCol w:w="3249"/>
+        <w:gridCol w:w="3324"/>
+        <w:gridCol w:w="3324"/>
+        <w:gridCol w:w="3324"/>
       </w:tblGrid>
       <w:tr>
         <w:tc>
           <w:tcPr>
-            <w:tcW w:type="dxa" w:w="3249"/>
+            <w:tcW w:type="dxa" w:w="3324"/>
             <w:shd w:val="clear" w:fill="E8F1F8"/>
           </w:tcPr>
           <w:p>
@@ -4760,7 +4406,6 @@
             <w:r>
               <w:rPr>
                 <w:b/>
-                <w:i w:val="0"/>
                 <w:sz w:val="18"/>
               </w:rPr>
               <w:t>Čo</w:t>
@@ -4769,7 +4414,7 @@
         </w:tc>
         <w:tc>
           <w:tcPr>
-            <w:tcW w:type="dxa" w:w="3249"/>
+            <w:tcW w:type="dxa" w:w="3324"/>
             <w:shd w:val="clear" w:fill="E8F1F8"/>
           </w:tcPr>
           <w:p>
@@ -4779,7 +4424,6 @@
             <w:r>
               <w:rPr>
                 <w:b/>
-                <w:i w:val="0"/>
                 <w:sz w:val="18"/>
               </w:rPr>
               <w:t>Načo to je</w:t>
@@ -4788,7 +4432,7 @@
         </w:tc>
         <w:tc>
           <w:tcPr>
-            <w:tcW w:type="dxa" w:w="3249"/>
+            <w:tcW w:type="dxa" w:w="3324"/>
             <w:shd w:val="clear" w:fill="E8F1F8"/>
           </w:tcPr>
           <w:p>
@@ -4798,7 +4442,6 @@
             <w:r>
               <w:rPr>
                 <w:b/>
-                <w:i w:val="0"/>
                 <w:sz w:val="18"/>
               </w:rPr>
               <w:t>Poznámka</w:t>
@@ -4809,7 +4452,7 @@
       <w:tr>
         <w:tc>
           <w:tcPr>
-            <w:tcW w:type="dxa" w:w="3249"/>
+            <w:tcW w:type="dxa" w:w="3324"/>
           </w:tcPr>
           <w:p>
             <w:pPr>
@@ -4818,7 +4461,6 @@
             <w:r>
               <w:rPr>
                 <w:b/>
-                <w:i w:val="0"/>
                 <w:sz w:val="18"/>
               </w:rPr>
               <w:t>Databáza</w:t>
@@ -4826,7 +4468,6 @@
             <w:r>
               <w:rPr>
                 <w:b w:val="0"/>
-                <w:i w:val="0"/>
                 <w:sz w:val="18"/>
               </w:rPr>
               <w:t xml:space="preserve"> (PostgreSQL)</w:t>
@@ -4835,7 +4476,7 @@
         </w:tc>
         <w:tc>
           <w:tcPr>
-            <w:tcW w:type="dxa" w:w="3249"/>
+            <w:tcW w:type="dxa" w:w="3324"/>
           </w:tcPr>
           <w:p>
             <w:pPr>
@@ -4844,7 +4485,6 @@
             <w:r>
               <w:rPr>
                 <w:b w:val="0"/>
-                <w:i w:val="0"/>
                 <w:sz w:val="18"/>
               </w:rPr>
               <w:t>účty, relácie, predplatné, počítadlá</w:t>
@@ -4853,7 +4493,7 @@
         </w:tc>
         <w:tc>
           <w:tcPr>
-            <w:tcW w:type="dxa" w:w="3249"/>
+            <w:tcW w:type="dxa" w:w="3324"/>
           </w:tcPr>
           <w:p>
             <w:pPr>
@@ -4862,7 +4502,6 @@
             <w:r>
               <w:rPr>
                 <w:b w:val="0"/>
-                <w:i w:val="0"/>
                 <w:sz w:val="18"/>
               </w:rPr>
               <w:t>jadro, bez nej nič ďalšie nedáva zmysel</w:t>
@@ -4873,7 +4512,7 @@
       <w:tr>
         <w:tc>
           <w:tcPr>
-            <w:tcW w:type="dxa" w:w="3249"/>
+            <w:tcW w:type="dxa" w:w="3324"/>
           </w:tcPr>
           <w:p>
             <w:pPr>
@@ -4882,7 +4521,6 @@
             <w:r>
               <w:rPr>
                 <w:b/>
-                <w:i w:val="0"/>
                 <w:sz w:val="18"/>
               </w:rPr>
               <w:t>Prihlásenie a overenie e-mailu</w:t>
@@ -4891,7 +4529,7 @@
         </w:tc>
         <w:tc>
           <w:tcPr>
-            <w:tcW w:type="dxa" w:w="3249"/>
+            <w:tcW w:type="dxa" w:w="3324"/>
           </w:tcPr>
           <w:p>
             <w:pPr>
@@ -4900,7 +4538,6 @@
             <w:r>
               <w:rPr>
                 <w:b w:val="0"/>
-                <w:i w:val="0"/>
                 <w:sz w:val="18"/>
               </w:rPr>
               <w:t>A.2 — bez identity nevieme, kto zaplatil</w:t>
@@ -4909,7 +4546,7 @@
         </w:tc>
         <w:tc>
           <w:tcPr>
-            <w:tcW w:type="dxa" w:w="3249"/>
+            <w:tcW w:type="dxa" w:w="3324"/>
           </w:tcPr>
           <w:p>
             <w:pPr>
@@ -4918,7 +4555,6 @@
             <w:r>
               <w:rPr>
                 <w:b/>
-                <w:i w:val="0"/>
                 <w:sz w:val="18"/>
               </w:rPr>
               <w:t>nepísať vlastné</w:t>
@@ -4926,7 +4562,6 @@
             <w:r>
               <w:rPr>
                 <w:b w:val="0"/>
-                <w:i w:val="0"/>
                 <w:sz w:val="18"/>
               </w:rPr>
               <w:t>, použiť hotovú službu</w:t>
@@ -4937,7 +4572,7 @@
       <w:tr>
         <w:tc>
           <w:tcPr>
-            <w:tcW w:type="dxa" w:w="3249"/>
+            <w:tcW w:type="dxa" w:w="3324"/>
           </w:tcPr>
           <w:p>
             <w:pPr>
@@ -4946,7 +4581,6 @@
             <w:r>
               <w:rPr>
                 <w:b/>
-                <w:i w:val="0"/>
                 <w:sz w:val="18"/>
               </w:rPr>
               <w:t>Úložisko súborov</w:t>
@@ -4955,7 +4589,7 @@
         </w:tc>
         <w:tc>
           <w:tcPr>
-            <w:tcW w:type="dxa" w:w="3249"/>
+            <w:tcW w:type="dxa" w:w="3324"/>
           </w:tcPr>
           <w:p>
             <w:pPr>
@@ -4964,7 +4598,6 @@
             <w:r>
               <w:rPr>
                 <w:b w:val="0"/>
-                <w:i w:val="0"/>
                 <w:sz w:val="18"/>
               </w:rPr>
               <w:t>fotografie objektov, dnes v IndexedDB</w:t>
@@ -4973,7 +4606,7 @@
         </w:tc>
         <w:tc>
           <w:tcPr>
-            <w:tcW w:type="dxa" w:w="3249"/>
+            <w:tcW w:type="dxa" w:w="3324"/>
           </w:tcPr>
           <w:p>
             <w:pPr>
@@ -4982,7 +4615,6 @@
             <w:r>
               <w:rPr>
                 <w:b w:val="0"/>
-                <w:i w:val="0"/>
                 <w:sz w:val="18"/>
               </w:rPr>
               <w:t>S3-kompatibilné, objemovo najväčšia položka</w:t>
@@ -4993,7 +4625,7 @@
       <w:tr>
         <w:tc>
           <w:tcPr>
-            <w:tcW w:type="dxa" w:w="3249"/>
+            <w:tcW w:type="dxa" w:w="3324"/>
           </w:tcPr>
           <w:p>
             <w:pPr>
@@ -5002,7 +4634,6 @@
             <w:r>
               <w:rPr>
                 <w:b/>
-                <w:i w:val="0"/>
                 <w:sz w:val="18"/>
               </w:rPr>
               <w:t>Odosielanie e-mailov</w:t>
@@ -5011,7 +4642,7 @@
         </w:tc>
         <w:tc>
           <w:tcPr>
-            <w:tcW w:type="dxa" w:w="3249"/>
+            <w:tcW w:type="dxa" w:w="3324"/>
           </w:tcPr>
           <w:p>
             <w:pPr>
@@ -5020,7 +4651,6 @@
             <w:r>
               <w:rPr>
                 <w:b w:val="0"/>
-                <w:i w:val="0"/>
                 <w:sz w:val="18"/>
               </w:rPr>
               <w:t>overenie adresy, upozornenia 30 a 7 dní pred zmazaním, faktúry</w:t>
@@ -5029,7 +4659,7 @@
         </w:tc>
         <w:tc>
           <w:tcPr>
-            <w:tcW w:type="dxa" w:w="3249"/>
+            <w:tcW w:type="dxa" w:w="3324"/>
           </w:tcPr>
           <w:p>
             <w:pPr>
@@ -5038,7 +4668,6 @@
             <w:r>
               <w:rPr>
                 <w:b w:val="0"/>
-                <w:i w:val="0"/>
                 <w:sz w:val="18"/>
               </w:rPr>
               <w:t>pozri D.5 — už dnes máme hlásený problém s doručovaním</w:t>
@@ -5049,7 +4678,7 @@
       <w:tr>
         <w:tc>
           <w:tcPr>
-            <w:tcW w:type="dxa" w:w="3249"/>
+            <w:tcW w:type="dxa" w:w="3324"/>
           </w:tcPr>
           <w:p>
             <w:pPr>
@@ -5058,7 +4687,6 @@
             <w:r>
               <w:rPr>
                 <w:b/>
-                <w:i w:val="0"/>
                 <w:sz w:val="18"/>
               </w:rPr>
               <w:t>Serverové spracovanie skenov</w:t>
@@ -5067,7 +4695,7 @@
         </w:tc>
         <w:tc>
           <w:tcPr>
-            <w:tcW w:type="dxa" w:w="3249"/>
+            <w:tcW w:type="dxa" w:w="3324"/>
           </w:tcPr>
           <w:p>
             <w:pPr>
@@ -5076,7 +4704,6 @@
             <w:r>
               <w:rPr>
                 <w:b w:val="0"/>
-                <w:i w:val="0"/>
                 <w:sz w:val="18"/>
               </w:rPr>
               <w:t>balík PLUS (A.5)</w:t>
@@ -5085,7 +4712,7 @@
         </w:tc>
         <w:tc>
           <w:tcPr>
-            <w:tcW w:type="dxa" w:w="3249"/>
+            <w:tcW w:type="dxa" w:w="3324"/>
           </w:tcPr>
           <w:p>
             <w:pPr>
@@ -5094,7 +4721,6 @@
             <w:r>
               <w:rPr>
                 <w:b w:val="0"/>
-                <w:i w:val="0"/>
                 <w:sz w:val="18"/>
               </w:rPr>
               <w:t xml:space="preserve">kľúč k modelu </w:t>
@@ -5102,7 +4728,6 @@
             <w:r>
               <w:rPr>
                 <w:b/>
-                <w:i w:val="0"/>
                 <w:sz w:val="18"/>
               </w:rPr>
               <w:t>nikdy nesmie byť v prehliadači</w:t>
@@ -5113,7 +4738,7 @@
       <w:tr>
         <w:tc>
           <w:tcPr>
-            <w:tcW w:type="dxa" w:w="3249"/>
+            <w:tcW w:type="dxa" w:w="3324"/>
           </w:tcPr>
           <w:p>
             <w:pPr>
@@ -5122,7 +4747,6 @@
             <w:r>
               <w:rPr>
                 <w:b/>
-                <w:i w:val="0"/>
                 <w:sz w:val="18"/>
               </w:rPr>
               <w:t>Počítadlo dokumentov</w:t>
@@ -5131,7 +4755,7 @@
         </w:tc>
         <w:tc>
           <w:tcPr>
-            <w:tcW w:type="dxa" w:w="3249"/>
+            <w:tcW w:type="dxa" w:w="3324"/>
           </w:tcPr>
           <w:p>
             <w:pPr>
@@ -5140,7 +4764,6 @@
             <w:r>
               <w:rPr>
                 <w:b w:val="0"/>
-                <w:i w:val="0"/>
                 <w:sz w:val="18"/>
               </w:rPr>
               <w:t>limit „tri na objekt" (A.5)</w:t>
@@ -5149,7 +4772,7 @@
         </w:tc>
         <w:tc>
           <w:tcPr>
-            <w:tcW w:type="dxa" w:w="3249"/>
+            <w:tcW w:type="dxa" w:w="3324"/>
           </w:tcPr>
           <w:p>
             <w:pPr>
@@ -5158,7 +4781,6 @@
             <w:r>
               <w:rPr>
                 <w:b w:val="0"/>
-                <w:i w:val="0"/>
                 <w:sz w:val="18"/>
               </w:rPr>
               <w:t>limit, ktorý sa nedá odmerať, nie je limit</w:t>
@@ -5169,7 +4791,7 @@
       <w:tr>
         <w:tc>
           <w:tcPr>
-            <w:tcW w:type="dxa" w:w="3249"/>
+            <w:tcW w:type="dxa" w:w="3324"/>
           </w:tcPr>
           <w:p>
             <w:pPr>
@@ -5178,7 +4800,6 @@
             <w:r>
               <w:rPr>
                 <w:b/>
-                <w:i w:val="0"/>
                 <w:sz w:val="18"/>
               </w:rPr>
               <w:t>Zálohovanie a skúška obnovy</w:t>
@@ -5187,7 +4808,7 @@
         </w:tc>
         <w:tc>
           <w:tcPr>
-            <w:tcW w:type="dxa" w:w="3249"/>
+            <w:tcW w:type="dxa" w:w="3324"/>
           </w:tcPr>
           <w:p>
             <w:pPr>
@@ -5196,7 +4817,6 @@
             <w:r>
               <w:rPr>
                 <w:b w:val="0"/>
-                <w:i w:val="0"/>
                 <w:sz w:val="18"/>
               </w:rPr>
               <w:t>predávame „vaše dáta sú u nás v bezpečí"</w:t>
@@ -5205,7 +4825,7 @@
         </w:tc>
         <w:tc>
           <w:tcPr>
-            <w:tcW w:type="dxa" w:w="3249"/>
+            <w:tcW w:type="dxa" w:w="3324"/>
           </w:tcPr>
           <w:p>
             <w:pPr>
@@ -5214,7 +4834,6 @@
             <w:r>
               <w:rPr>
                 <w:b w:val="0"/>
-                <w:i w:val="0"/>
                 <w:sz w:val="18"/>
               </w:rPr>
               <w:t>záloha, ktorá sa nikdy neobnovovala, nie je záloha</w:t>
@@ -5232,7 +4851,6 @@
       <w:r>
         <w:rPr>
           <w:b w:val="0"/>
-          <w:i w:val="0"/>
         </w:rPr>
         <w:t>Poznámka k prihláseniu: existujú služby, ktoré dávajú databázu, prihlásenie aj úložisko súborov v jednom balíku. Pri našej veľkosti to je pravdepodobne rozumnejšie než skladať tri veci od troch dodávateľov — ale to je technické rozhodnutie, ktoré patrí kolegom, nie do tohto dokumentu.</w:t>
       </w:r>
@@ -5255,7 +4873,6 @@
       <w:r>
         <w:rPr>
           <w:b w:val="0"/>
-          <w:i w:val="0"/>
         </w:rPr>
         <w:t>Obce neplatia kartou, ale na faktúru. Namiesto platobnej brány preto treba:</w:t>
       </w:r>
@@ -5269,7 +4886,6 @@
       <w:r>
         <w:rPr>
           <w:b w:val="0"/>
-          <w:i w:val="0"/>
         </w:rPr>
         <w:t>prehľad, ktorá obec má akú kategóriu a dokedy má zaplatené,</w:t>
       </w:r>
@@ -5283,7 +4899,6 @@
       <w:r>
         <w:rPr>
           <w:b w:val="0"/>
-          <w:i w:val="0"/>
         </w:rPr>
         <w:t>vygenerovanie podkladu na faktúru,</w:t>
       </w:r>
@@ -5297,7 +4912,6 @@
       <w:r>
         <w:rPr>
           <w:b w:val="0"/>
-          <w:i w:val="0"/>
         </w:rPr>
         <w:t>ručné alebo poloautomatické označenie „zaplatené".</w:t>
       </w:r>
@@ -5306,7 +4920,6 @@
       <w:r>
         <w:rPr>
           <w:b w:val="0"/>
-          <w:i w:val="0"/>
         </w:rPr>
         <w:t>Je to výrazne menej práce než integrácia brány a pre samosprávy je to zároveň jediná forma, ktorá im vyhovuje. Bránu zvážiť až vtedy, ak by sa nástroj otvoril mimo B2G.</w:t>
       </w:r>
@@ -5329,7 +4942,6 @@
       <w:r>
         <w:rPr>
           <w:b w:val="0"/>
-          <w:i w:val="0"/>
         </w:rPr>
         <w:t>Zo zápisnice: jedna adresa bola hlásená ako neplatná, s podozrením na blacklist alebo plnú schránku. Model teraz na e-mailoch stojí — overenie adresy, upozornenia pred zmazaním dát aj faktúry. Ak nedoručíme upozornenie 30 dní pred zmazaním, je to nielen zlá služba, ale aj právny problém.</w:t>
       </w:r>
@@ -5338,21 +4950,18 @@
       <w:r>
         <w:rPr>
           <w:b w:val="0"/>
-          <w:i w:val="0"/>
         </w:rPr>
         <w:t xml:space="preserve">Treba </w:t>
       </w:r>
       <w:r>
         <w:rPr>
           <w:b/>
-          <w:i w:val="0"/>
         </w:rPr>
         <w:t>službu na transakčné e-maily</w:t>
       </w:r>
       <w:r>
         <w:rPr>
           <w:b w:val="0"/>
-          <w:i w:val="0"/>
         </w:rPr>
         <w:t xml:space="preserve"> a poriadne nastavené SPF, DKIM a DMARC pre doménu, z ktorej sa odosiela. Nie posielanie z bežnej schránky.</w:t>
       </w:r>
@@ -5375,7 +4984,6 @@
       <w:r>
         <w:rPr>
           <w:b w:val="0"/>
-          <w:i w:val="0"/>
         </w:rPr>
         <w:t>Otázka „od ktorej verzie" sa nedá zodpovedať číslom: verzia sa zvyšuje o jedna pri každom zlúčenom PR, takže ktoré číslo to vyjde, sa dopredu nedá povedať. Dajú sa však pomenovať tri míľniky.</w:t>
       </w:r>
@@ -5384,14 +4992,12 @@
       <w:r>
         <w:rPr>
           <w:b/>
-          <w:i w:val="0"/>
         </w:rPr>
         <w:t>M1 — do 8. 9. 2026: žiadna nová infraštruktúra.</w:t>
       </w:r>
       <w:r>
         <w:rPr>
           <w:b w:val="0"/>
-          <w:i w:val="0"/>
         </w:rPr>
         <w:t xml:space="preserve"> Na prezentácie stačí zbierať e-mailové adresy a spätnú väzbu. To vie existujúci most </w:t>
       </w:r>
@@ -5406,14 +5012,12 @@
       <w:r>
         <w:rPr>
           <w:b w:val="0"/>
-          <w:i w:val="0"/>
         </w:rPr>
         <w:t xml:space="preserve"> → Google Apps Script → Google Sheet, ktorý beží. Databáza, účty ani úložisko na to netreba. </w:t>
       </w:r>
       <w:r>
         <w:rPr>
           <w:b/>
-          <w:i w:val="0"/>
         </w:rPr>
         <w:t>Toto je dôležité povedať kolegom: pred pondelkom nie je čo stavať.</w:t>
       </w:r>
@@ -5422,14 +5026,12 @@
       <w:r>
         <w:rPr>
           <w:b/>
-          <w:i w:val="0"/>
         </w:rPr>
         <w:t>M2 — do 31. 12. 2026: celý zvyšok z D.3.</w:t>
       </w:r>
       <w:r>
         <w:rPr>
           <w:b w:val="0"/>
-          <w:i w:val="0"/>
         </w:rPr>
         <w:t xml:space="preserve"> Účty, databáza, úložisko fotografií, evidencia predplatného, režim len na čítanie, podklad na fakturáciu. Toto je ten skutočný projekt a je ho viac než dokončenie energetického modulu. Šestnásť týždňov je reálnych len vtedy, ak sa začne teraz.</w:t>
       </w:r>
@@ -5438,14 +5040,12 @@
       <w:r>
         <w:rPr>
           <w:b/>
-          <w:i w:val="0"/>
         </w:rPr>
         <w:t>M3 — po spustení: balík PLUS.</w:t>
       </w:r>
       <w:r>
         <w:rPr>
           <w:b w:val="0"/>
-          <w:i w:val="0"/>
         </w:rPr>
         <w:t xml:space="preserve"> Spracovanie skenov má zmysel stavať až po zmeraní nákladu (B.1). Kvóta počas prechodného obdobia (A.5) sa dá dovtedy riešiť aj ručne — obec pošle dokumenty, spracujeme ich a započítame. Neelegantné, ale funkčné a lacné.</w:t>
       </w:r>
@@ -5468,7 +5068,6 @@
       <w:r>
         <w:rPr>
           <w:b w:val="0"/>
-          <w:i w:val="0"/>
         </w:rPr>
         <w:t>Toto sa na poradách zvykne prehliadnuť, hoci to blokuje spustenie rovnako spoľahlivo ako chýbajúca databáza:</w:t>
       </w:r>
@@ -5482,14 +5081,12 @@
       <w:r>
         <w:rPr>
           <w:b/>
-          <w:i w:val="0"/>
         </w:rPr>
         <w:t>VOP alebo objednávkový formulár</w:t>
       </w:r>
       <w:r>
         <w:rPr>
           <w:b w:val="0"/>
-          <w:i w:val="0"/>
         </w:rPr>
         <w:t xml:space="preserve"> pre obce, vrátane pravidla z A.8.</w:t>
       </w:r>
@@ -5503,14 +5100,12 @@
       <w:r>
         <w:rPr>
           <w:b/>
-          <w:i w:val="0"/>
         </w:rPr>
         <w:t>Aktualizované zásady ochrany osobných údajov</w:t>
       </w:r>
       <w:r>
         <w:rPr>
           <w:b w:val="0"/>
-          <w:i w:val="0"/>
         </w:rPr>
         <w:t xml:space="preserve"> s menovaným poskytovateľom cloudu a umiestnením dát.</w:t>
       </w:r>
@@ -5524,14 +5119,12 @@
       <w:r>
         <w:rPr>
           <w:b/>
-          <w:i w:val="0"/>
         </w:rPr>
         <w:t>Rozhodnutie o DPH</w:t>
       </w:r>
       <w:r>
         <w:rPr>
           <w:b w:val="0"/>
-          <w:i w:val="0"/>
         </w:rPr>
         <w:t xml:space="preserve"> — sumy v A.4 musia byť uvedené tak, ako ich obec zaplatí.</w:t>
       </w:r>
@@ -5545,14 +5138,12 @@
       <w:r>
         <w:rPr>
           <w:b/>
-          <w:i w:val="0"/>
         </w:rPr>
         <w:t>Meno človeka, ktorý fakturuje a vymáha</w:t>
       </w:r>
       <w:r>
         <w:rPr>
           <w:b w:val="0"/>
-          <w:i w:val="0"/>
         </w:rPr>
         <w:t xml:space="preserve"> (B.6).</w:t>
       </w:r>
@@ -5566,14 +5157,12 @@
       <w:r>
         <w:rPr>
           <w:b/>
-          <w:i w:val="0"/>
         </w:rPr>
         <w:t>Meno človeka, ktorý rieši podporu</w:t>
       </w:r>
       <w:r>
         <w:rPr>
           <w:b w:val="0"/>
-          <w:i w:val="0"/>
         </w:rPr>
         <w:t xml:space="preserve"> — starosta, ktorý si zabudne heslo, napíše niekomu.</w:t>
       </w:r>
@@ -5587,14 +5176,12 @@
       <w:r>
         <w:rPr>
           <w:b/>
-          <w:i w:val="0"/>
         </w:rPr>
         <w:t>Funkčná adresa na podporu</w:t>
       </w:r>
       <w:r>
         <w:rPr>
           <w:b w:val="0"/>
-          <w:i w:val="0"/>
         </w:rPr>
         <w:t>, nadväzne na D.5.</w:t>
       </w:r>
@@ -5616,7 +5203,7 @@
         <w:rPr>
           <w:b/>
           <w:color w:val="144A70"/>
-          <w:sz w:val="30"/>
+          <w:sz w:val="29"/>
         </w:rPr>
         <w:t>Súvisiace súbory</w:t>
       </w:r>
@@ -5638,21 +5225,18 @@
       <w:r>
         <w:rPr>
           <w:b w:val="0"/>
-          <w:i w:val="0"/>
         </w:rPr>
         <w:t xml:space="preserve"> — podklad pripravený </w:t>
       </w:r>
       <w:r>
         <w:rPr>
           <w:b/>
-          <w:i w:val="0"/>
         </w:rPr>
         <w:t>pred</w:t>
       </w:r>
       <w:r>
         <w:rPr>
           <w:b w:val="0"/>
-          <w:i w:val="0"/>
         </w:rPr>
         <w:t xml:space="preserve"> rozhovorom so zadávateľkou. Popisuje prekonanú východiskovú pozíciu (jadro zadarmo natrvalo). Neposielať ďalej.</w:t>
       </w:r>
@@ -5674,7 +5258,6 @@
       <w:r>
         <w:rPr>
           <w:b w:val="0"/>
-          <w:i w:val="0"/>
         </w:rPr>
         <w:t xml:space="preserve"> — register hodnôt, ktoré čakajú na potvrdenie; patrí doň náklad na spracovanie skenu (B.1).</w:t>
       </w:r>
@@ -5696,7 +5279,6 @@
       <w:r>
         <w:rPr>
           <w:b w:val="0"/>
-          <w:i w:val="0"/>
         </w:rPr>
         <w:t xml:space="preserve"> — mechanizmus verzií pravidiel hodnotenia (B.8).</w:t>
       </w:r>
@@ -5720,7 +5302,7 @@
     </w:p>
     <w:sectPr>
       <w:pgSz w:w="12240" w:h="15840"/>
-      <w:pgMar w:top="1134" w:right="1247" w:bottom="1020" w:left="1247" w:header="720" w:footer="720" w:gutter="0"/>
+      <w:pgMar w:top="1134" w:right="1134" w:bottom="1020" w:left="1134" w:header="720" w:footer="720" w:gutter="0"/>
       <w:cols w:space="720"/>
       <w:docGrid w:linePitch="360"/>
     </w:sectPr>

--- a/docs/VESMA_monetizacia_model.docx
+++ b/docs/VESMA_monetizacia_model.docx
@@ -223,6 +223,87 @@
           <w:sz w:val="19"/>
         </w:rPr>
         <w:t xml:space="preserve"> rozhovorom. Sľubuje, že základná verzia zostane bezplatná natrvalo — čo už neplatí. Neposielať ďalej; je tam len ako záznam východiskovej pozície.</w:t>
+      </w:r>
+    </w:p>
+    <w:p>
+      <w:pPr>
+        <w:spacing w:before="80" w:after="160"/>
+        <w:ind w:left="283"/>
+        <w:pBdr>
+          <w:left w:val="single" w:sz="18" w:space="8" w:color="52A8DE"/>
+        </w:pBdr>
+      </w:pPr>
+      <w:r>
+        <w:rPr>
+          <w:b/>
+          <w:sz w:val="19"/>
+        </w:rPr>
+        <w:t>Termíny v tomto dokumente sú prekonané (stav k 2. 10. 2026).</w:t>
+      </w:r>
+      <w:r>
+        <w:rPr>
+          <w:b w:val="0"/>
+          <w:sz w:val="19"/>
+        </w:rPr>
+        <w:t xml:space="preserve"> Po piatich prezentáciách sa prihlásili tri obce z 315, preto je </w:t>
+      </w:r>
+      <w:r>
+        <w:rPr>
+          <w:b/>
+          <w:sz w:val="19"/>
+        </w:rPr>
+        <w:t>platený štart zmrazený</w:t>
+      </w:r>
+      <w:r>
+        <w:rPr>
+          <w:b w:val="0"/>
+          <w:sz w:val="19"/>
+        </w:rPr>
+        <w:t xml:space="preserve">. Všetky dátumy v A.3 a v časti D — prechodné obdobie do 31. 12. 2026, platená verzia od 1. 1. 2027, infraštruktúra do konca roka — čakajú na rozhodnutie o novom termíne (krok M1 v </w:t>
+      </w:r>
+      <w:r>
+        <w:rPr>
+          <w:rFonts w:ascii="Consolas" w:hAnsi="Consolas"/>
+          <w:color w:val="5A5A5A"/>
+          <w:sz w:val="19"/>
+        </w:rPr>
+        <w:t>docs/validacia-dalsie-kroky.md</w:t>
+      </w:r>
+      <w:r>
+        <w:rPr>
+          <w:b w:val="0"/>
+          <w:sz w:val="19"/>
+        </w:rPr>
+        <w:t xml:space="preserve">). Do dovtedy sa </w:t>
+      </w:r>
+      <w:r>
+        <w:rPr>
+          <w:b/>
+          <w:sz w:val="19"/>
+        </w:rPr>
+        <w:t>nestavia databáza účtov, evidencia predplatného ani fakturácia</w:t>
+      </w:r>
+      <w:r>
+        <w:rPr>
+          <w:b w:val="0"/>
+          <w:sz w:val="19"/>
+        </w:rPr>
+        <w:t xml:space="preserve">. Samotný model — cenník, balík PLUS, limity, režim len na čítanie — platí ďalej. Stav validácie: </w:t>
+      </w:r>
+      <w:r>
+        <w:rPr>
+          <w:rFonts w:ascii="Consolas" w:hAnsi="Consolas"/>
+          <w:color w:val="5A5A5A"/>
+          <w:sz w:val="19"/>
+        </w:rPr>
+        <w:t>docs/kontext-monetizacia-a-validacia.md</w:t>
+      </w:r>
+      <w:r>
+        <w:rPr>
+          <w:b w:val="0"/>
+          <w:sz w:val="19"/>
+        </w:rPr>
+        <w:t>.</w:t>
       </w:r>
     </w:p>
     <w:p>
@@ -5220,6 +5301,27 @@
           <w:color w:val="5A5A5A"/>
           <w:sz w:val="18"/>
         </w:rPr>
+        <w:t>docs/kontext-monetizacia-a-validacia.md</w:t>
+      </w:r>
+      <w:r>
+        <w:rPr>
+          <w:b w:val="0"/>
+        </w:rPr>
+        <w:t xml:space="preserve"> — odovzdávací kontext: produkt, zadávateľka, model, stav validácie a otvorené rozhodnutia na jednom mieste.</w:t>
+      </w:r>
+    </w:p>
+    <w:p>
+      <w:pPr>
+        <w:pStyle w:val="ListBullet"/>
+        <w:spacing w:after="60"/>
+        <w:ind w:left="369"/>
+      </w:pPr>
+      <w:r>
+        <w:rPr>
+          <w:rFonts w:ascii="Consolas" w:hAnsi="Consolas"/>
+          <w:color w:val="5A5A5A"/>
+          <w:sz w:val="18"/>
+        </w:rPr>
         <w:t>docs/VESMA_monetizacia_podklad_pre_rozhovor_2026-09-04.docx</w:t>
       </w:r>
       <w:r>
